--- a/reports/20260610_weekly.docx
+++ b/reports/20260610_weekly.docx
@@ -2,40 +2,89 @@
 <file path=word/document.xml><?xml version="1.0" encoding="utf-8"?>
 <w:document xmlns:wpc="http://schemas.microsoft.com/office/word/2010/wordprocessingCanvas" xmlns:mo="http://schemas.microsoft.com/office/mac/office/2008/main" xmlns:mc="http://schemas.openxmlformats.org/markup-compatibility/2006" xmlns:mv="urn:schemas-microsoft-com:mac:vml" xmlns:o="urn:schemas-microsoft-com:office:office" xmlns:r="http://schemas.openxmlformats.org/officeDocument/2006/relationships" xmlns:m="http://schemas.openxmlformats.org/officeDocument/2006/math" xmlns:v="urn:schemas-microsoft-com:vml" xmlns:wp14="http://schemas.microsoft.com/office/word/2010/wordprocessingDrawing" xmlns:wp="http://schemas.openxmlformats.org/drawingml/2006/wordprocessingDrawing" xmlns:w10="urn:schemas-microsoft-com:office:word" xmlns:w="http://schemas.openxmlformats.org/wordprocessingml/2006/main" xmlns:w14="http://schemas.microsoft.com/office/word/2010/wordml" xmlns:wpg="http://schemas.microsoft.com/office/word/2010/wordprocessingGroup" xmlns:wpi="http://schemas.microsoft.com/office/word/2010/wordprocessingInk" xmlns:wne="http://schemas.microsoft.com/office/word/2006/wordml" xmlns:wps="http://schemas.microsoft.com/office/word/2010/wordprocessingShape" mc:Ignorable="w14 wp14">
   <w:body>
+    <w:p/>
+    <w:p/>
+    <w:p/>
     <w:p>
+      <w:pPr>
+        <w:jc w:val="center"/>
+      </w:pPr>
       <w:r>
         <w:rPr>
-          <w:rFonts w:ascii="맑은 고딕" w:hAnsi="맑은 고딕" w:eastAsia="맑은 고딕"/>
+          <w:rFonts w:ascii="Noto Sans KR" w:hAnsi="Noto Sans KR" w:eastAsia="Noto Sans KR"/>
           <w:b/>
+          <w:i w:val="0"/>
+          <w:color w:val="1B3A5C"/>
           <w:sz w:val="32"/>
         </w:rPr>
-        <w:t>US Residential Intelligence — 주간 리포트</w:t>
+        <w:t>우미글로벌 해외사업팀</w:t>
+      </w:r>
+    </w:p>
+    <w:p/>
+    <w:p>
+      <w:pPr>
+        <w:jc w:val="center"/>
+      </w:pPr>
+      <w:r>
+        <w:rPr>
+          <w:rFonts w:ascii="Noto Sans KR" w:hAnsi="Noto Sans KR" w:eastAsia="Noto Sans KR"/>
+          <w:b/>
+          <w:i w:val="0"/>
+          <w:sz w:val="40"/>
+        </w:rPr>
+        <w:t>미국 주거시장 주간 인텔리전스 리포트</w:t>
+      </w:r>
+    </w:p>
+    <w:p/>
+    <w:p>
+      <w:pPr>
+        <w:jc w:val="center"/>
+      </w:pPr>
+      <w:r>
+        <w:rPr>
+          <w:rFonts w:ascii="Noto Sans KR" w:hAnsi="Noto Sans KR" w:eastAsia="Noto Sans KR"/>
+          <w:b w:val="0"/>
+          <w:i w:val="0"/>
+          <w:color w:val="999999"/>
+          <w:sz w:val="20"/>
+        </w:rPr>
+        <w:t>기간: 2026-06-03 ~ 2026-06-10</w:t>
+      </w:r>
+    </w:p>
+    <w:p/>
+    <w:p>
+      <w:pPr>
+        <w:jc w:val="center"/>
+      </w:pPr>
+      <w:r>
+        <w:rPr>
+          <w:rFonts w:ascii="Noto Sans KR" w:hAnsi="Noto Sans KR" w:eastAsia="Noto Sans KR"/>
+          <w:b w:val="0"/>
+          <w:i w:val="0"/>
+          <w:color w:val="999999"/>
+          <w:sz w:val="20"/>
+        </w:rPr>
+        <w:t>작성일: 2026년 06월 10일  |  해외사업팀</w:t>
       </w:r>
     </w:p>
     <w:p>
       <w:r>
-        <w:rPr>
-          <w:rFonts w:ascii="맑은 고딕" w:hAnsi="맑은 고딕" w:eastAsia="맑은 고딕"/>
-          <w:b w:val="0"/>
-          <w:color w:val="787878"/>
-          <w:sz w:val="20"/>
-        </w:rPr>
-        <w:t>기간: 2026-06-03 ~ 2026-06-10  |  생성: 2026-06-10 10:43:44</w:t>
+        <w:br w:type="page"/>
       </w:r>
     </w:p>
     <w:p>
       <w:pPr>
         <w:pBdr>
-          <w:bottom w:val="single" w:sz="6" w:space="1" w:color="AAAAAA"/>
+          <w:bottom w:val="single" w:sz="4" w:space="1" w:color="1B3A5C"/>
         </w:pBdr>
       </w:pPr>
-    </w:p>
-    <w:p>
       <w:r>
         <w:rPr>
-          <w:rFonts w:ascii="맑은 고딕" w:hAnsi="맑은 고딕" w:eastAsia="맑은 고딕"/>
+          <w:rFonts w:ascii="Noto Sans KR" w:hAnsi="Noto Sans KR" w:eastAsia="Noto Sans KR"/>
           <w:b/>
-          <w:sz w:val="30"/>
+          <w:i w:val="0"/>
+          <w:color w:val="1B3A5C"/>
+          <w:sz w:val="28"/>
         </w:rPr>
         <w:t>미국 주거시장 주간 인텔리전스 리포트</w:t>
       </w:r>
@@ -43,50 +92,62 @@
     <w:p>
       <w:r>
         <w:rPr>
-          <w:rFonts w:ascii="맑은 고딕" w:hAnsi="맑은 고딕" w:eastAsia="맑은 고딕"/>
+          <w:rFonts w:ascii="Noto Sans KR" w:hAnsi="Noto Sans KR" w:eastAsia="Noto Sans KR"/>
           <w:b w:val="0"/>
-          <w:sz w:val="22"/>
+          <w:i w:val="0"/>
+          <w:sz w:val="20"/>
         </w:rPr>
       </w:r>
       <w:r>
         <w:rPr>
-          <w:rFonts w:ascii="맑은 고딕" w:hAnsi="맑은 고딕" w:eastAsia="맑은 고딕"/>
+          <w:rFonts w:ascii="Noto Sans KR" w:hAnsi="Noto Sans KR" w:eastAsia="Noto Sans KR"/>
           <w:b/>
-          <w:sz w:val="22"/>
+          <w:i w:val="0"/>
+          <w:sz w:val="20"/>
         </w:rPr>
         <w:t>Period:</w:t>
       </w:r>
       <w:r>
         <w:rPr>
-          <w:rFonts w:ascii="맑은 고딕" w:hAnsi="맑은 고딕" w:eastAsia="맑은 고딕"/>
+          <w:rFonts w:ascii="Noto Sans KR" w:hAnsi="Noto Sans KR" w:eastAsia="Noto Sans KR"/>
           <w:b w:val="0"/>
-          <w:sz w:val="22"/>
+          <w:i w:val="0"/>
+          <w:sz w:val="20"/>
         </w:rPr>
         <w:t xml:space="preserve"> 2026-06-03 ~ 2026-06-10 | </w:t>
       </w:r>
       <w:r>
         <w:rPr>
-          <w:rFonts w:ascii="맑은 고딕" w:hAnsi="맑은 고딕" w:eastAsia="맑은 고딕"/>
+          <w:rFonts w:ascii="Noto Sans KR" w:hAnsi="Noto Sans KR" w:eastAsia="Noto Sans KR"/>
           <w:b/>
-          <w:sz w:val="22"/>
+          <w:i w:val="0"/>
+          <w:sz w:val="20"/>
         </w:rPr>
         <w:t>Sources:</w:t>
       </w:r>
       <w:r>
         <w:rPr>
-          <w:rFonts w:ascii="맑은 고딕" w:hAnsi="맑은 고딕" w:eastAsia="맑은 고딕"/>
+          <w:rFonts w:ascii="Noto Sans KR" w:hAnsi="Noto Sans KR" w:eastAsia="Noto Sans KR"/>
           <w:b w:val="0"/>
-          <w:sz w:val="22"/>
+          <w:i w:val="0"/>
+          <w:sz w:val="20"/>
         </w:rPr>
         <w:t xml:space="preserve"> 348 articles</w:t>
       </w:r>
     </w:p>
     <w:p/>
     <w:p>
+      <w:pPr>
+        <w:pBdr>
+          <w:bottom w:val="single" w:sz="4" w:space="1" w:color="2E75B6"/>
+        </w:pBdr>
+      </w:pPr>
       <w:r>
         <w:rPr>
-          <w:rFonts w:ascii="맑은 고딕" w:hAnsi="맑은 고딕" w:eastAsia="맑은 고딕"/>
+          <w:rFonts w:ascii="Noto Sans KR" w:hAnsi="Noto Sans KR" w:eastAsia="Noto Sans KR"/>
           <w:b/>
+          <w:i w:val="0"/>
+          <w:color w:val="2E75B6"/>
           <w:sz w:val="26"/>
         </w:rPr>
         <w:t>1. 개발 현황</w:t>
@@ -95,75 +156,85 @@
     <w:p>
       <w:pPr>
         <w:pStyle w:val="ListBullet"/>
+        <w:ind w:left="360"/>
       </w:pPr>
       <w:r>
         <w:rPr>
-          <w:rFonts w:ascii="맑은 고딕" w:hAnsi="맑은 고딕" w:eastAsia="맑은 고딕"/>
+          <w:rFonts w:ascii="Noto Sans KR" w:hAnsi="Noto Sans KR" w:eastAsia="Noto Sans KR"/>
           <w:b w:val="0"/>
-          <w:sz w:val="22"/>
+          <w:i w:val="0"/>
+          <w:sz w:val="20"/>
         </w:rPr>
       </w:r>
       <w:r>
         <w:rPr>
-          <w:rFonts w:ascii="맑은 고딕" w:hAnsi="맑은 고딕" w:eastAsia="맑은 고딕"/>
+          <w:rFonts w:ascii="Noto Sans KR" w:hAnsi="Noto Sans KR" w:eastAsia="Noto Sans KR"/>
           <w:b/>
-          <w:sz w:val="22"/>
+          <w:i w:val="0"/>
+          <w:sz w:val="20"/>
         </w:rPr>
         <w:t>Student Housing 대규모 공급 확대</w:t>
       </w:r>
       <w:r>
         <w:rPr>
-          <w:rFonts w:ascii="맑은 고딕" w:hAnsi="맑은 고딕" w:eastAsia="맑은 고딕"/>
+          <w:rFonts w:ascii="Noto Sans KR" w:hAnsi="Noto Sans KR" w:eastAsia="Noto Sans KR"/>
           <w:b w:val="0"/>
-          <w:sz w:val="22"/>
+          <w:i w:val="0"/>
+          <w:sz w:val="20"/>
         </w:rPr>
         <w:t xml:space="preserve">: Core Spaces가 일리노이대(Urbana-Champaign) 인근 </w:t>
       </w:r>
       <w:r>
         <w:rPr>
-          <w:rFonts w:ascii="맑은 고딕" w:hAnsi="맑은 고딕" w:eastAsia="맑은 고딕"/>
+          <w:rFonts w:ascii="Noto Sans KR" w:hAnsi="Noto Sans KR" w:eastAsia="Noto Sans KR"/>
           <w:b/>
-          <w:sz w:val="22"/>
+          <w:i w:val="0"/>
+          <w:sz w:val="20"/>
         </w:rPr>
         <w:t>3,500 beds</w:t>
       </w:r>
       <w:r>
         <w:rPr>
-          <w:rFonts w:ascii="맑은 고딕" w:hAnsi="맑은 고딕" w:eastAsia="맑은 고딕"/>
+          <w:rFonts w:ascii="Noto Sans KR" w:hAnsi="Noto Sans KR" w:eastAsia="Noto Sans KR"/>
           <w:b w:val="0"/>
-          <w:sz w:val="22"/>
+          <w:i w:val="0"/>
+          <w:sz w:val="20"/>
         </w:rPr>
         <w:t xml:space="preserve"> 규모 3개 프로젝트 착수. University of Washington Tacoma는 </w:t>
       </w:r>
       <w:r>
         <w:rPr>
-          <w:rFonts w:ascii="맑은 고딕" w:hAnsi="맑은 고딕" w:eastAsia="맑은 고딕"/>
+          <w:rFonts w:ascii="Noto Sans KR" w:hAnsi="Noto Sans KR" w:eastAsia="Noto Sans KR"/>
           <w:b/>
-          <w:sz w:val="22"/>
+          <w:i w:val="0"/>
+          <w:sz w:val="20"/>
         </w:rPr>
         <w:t>$115M</w:t>
       </w:r>
       <w:r>
         <w:rPr>
-          <w:rFonts w:ascii="맑은 고딕" w:hAnsi="맑은 고딕" w:eastAsia="맑은 고딕"/>
+          <w:rFonts w:ascii="Noto Sans KR" w:hAnsi="Noto Sans KR" w:eastAsia="Noto Sans KR"/>
           <w:b w:val="0"/>
-          <w:sz w:val="22"/>
+          <w:i w:val="0"/>
+          <w:sz w:val="20"/>
         </w:rPr>
         <w:t xml:space="preserve"> 규모 학생주거+식당 복합개발 파트너로 Maslow's Campus Communities 선정. University of Arizona는 당초 계획 수정해 </w:t>
       </w:r>
       <w:r>
         <w:rPr>
-          <w:rFonts w:ascii="맑은 고딕" w:hAnsi="맑은 고딕" w:eastAsia="맑은 고딕"/>
+          <w:rFonts w:ascii="Noto Sans KR" w:hAnsi="Noto Sans KR" w:eastAsia="Noto Sans KR"/>
           <w:b/>
-          <w:sz w:val="22"/>
+          <w:i w:val="0"/>
+          <w:sz w:val="20"/>
         </w:rPr>
         <w:t>1,300 beds</w:t>
       </w:r>
       <w:r>
         <w:rPr>
-          <w:rFonts w:ascii="맑은 고딕" w:hAnsi="맑은 고딕" w:eastAsia="맑은 고딕"/>
+          <w:rFonts w:ascii="Noto Sans KR" w:hAnsi="Noto Sans KR" w:eastAsia="Noto Sans KR"/>
           <w:b w:val="0"/>
-          <w:sz w:val="22"/>
+          <w:i w:val="0"/>
+          <w:sz w:val="20"/>
         </w:rPr>
         <w:t xml:space="preserve"> 규모 기숙사 착공 진행 중.</w:t>
       </w:r>
@@ -171,75 +242,85 @@
     <w:p>
       <w:pPr>
         <w:pStyle w:val="ListBullet"/>
+        <w:ind w:left="360"/>
       </w:pPr>
       <w:r>
         <w:rPr>
-          <w:rFonts w:ascii="맑은 고딕" w:hAnsi="맑은 고딕" w:eastAsia="맑은 고딕"/>
+          <w:rFonts w:ascii="Noto Sans KR" w:hAnsi="Noto Sans KR" w:eastAsia="Noto Sans KR"/>
           <w:b w:val="0"/>
-          <w:sz w:val="22"/>
+          <w:i w:val="0"/>
+          <w:sz w:val="20"/>
         </w:rPr>
       </w:r>
       <w:r>
         <w:rPr>
-          <w:rFonts w:ascii="맑은 고딕" w:hAnsi="맑은 고딕" w:eastAsia="맑은 고딕"/>
+          <w:rFonts w:ascii="Noto Sans KR" w:hAnsi="Noto Sans KR" w:eastAsia="Noto Sans KR"/>
           <w:b/>
-          <w:sz w:val="22"/>
+          <w:i w:val="0"/>
+          <w:sz w:val="20"/>
         </w:rPr>
         <w:t>Multifamily 도심 재개발 집중</w:t>
       </w:r>
       <w:r>
         <w:rPr>
-          <w:rFonts w:ascii="맑은 고딕" w:hAnsi="맑은 고딕" w:eastAsia="맑은 고딕"/>
+          <w:rFonts w:ascii="Noto Sans KR" w:hAnsi="Noto Sans KR" w:eastAsia="Noto Sans KR"/>
           <w:b w:val="0"/>
-          <w:sz w:val="22"/>
+          <w:i w:val="0"/>
+          <w:sz w:val="20"/>
         </w:rPr>
         <w:t xml:space="preserve">: LA 다운타운 787 S. Alameda St. 복합용도 프로젝트 승인, Westchester 6055 Center Drive에 </w:t>
       </w:r>
       <w:r>
         <w:rPr>
-          <w:rFonts w:ascii="맑은 고딕" w:hAnsi="맑은 고딕" w:eastAsia="맑은 고딕"/>
+          <w:rFonts w:ascii="Noto Sans KR" w:hAnsi="Noto Sans KR" w:eastAsia="Noto Sans KR"/>
           <w:b/>
-          <w:sz w:val="22"/>
+          <w:i w:val="0"/>
+          <w:sz w:val="20"/>
         </w:rPr>
         <w:t>19층 고층</w:t>
       </w:r>
       <w:r>
         <w:rPr>
-          <w:rFonts w:ascii="맑은 고딕" w:hAnsi="맑은 고딕" w:eastAsia="맑은 고딕"/>
+          <w:rFonts w:ascii="Noto Sans KR" w:hAnsi="Noto Sans KR" w:eastAsia="Noto Sans KR"/>
           <w:b w:val="0"/>
-          <w:sz w:val="22"/>
+          <w:i w:val="0"/>
+          <w:sz w:val="20"/>
         </w:rPr>
         <w:t xml:space="preserve"> 착공(개발사 Hanover). Fort Worth Panther Island 지구에 Seco Enterprises가 </w:t>
       </w:r>
       <w:r>
         <w:rPr>
-          <w:rFonts w:ascii="맑은 고딕" w:hAnsi="맑은 고딕" w:eastAsia="맑은 고딕"/>
+          <w:rFonts w:ascii="Noto Sans KR" w:hAnsi="Noto Sans KR" w:eastAsia="Noto Sans KR"/>
           <w:b/>
-          <w:sz w:val="22"/>
+          <w:i w:val="0"/>
+          <w:sz w:val="20"/>
         </w:rPr>
         <w:t>$100M, 12층</w:t>
       </w:r>
       <w:r>
         <w:rPr>
-          <w:rFonts w:ascii="맑은 고딕" w:hAnsi="맑은 고딕" w:eastAsia="맑은 고딕"/>
+          <w:rFonts w:ascii="Noto Sans KR" w:hAnsi="Noto Sans KR" w:eastAsia="Noto Sans KR"/>
           <w:b w:val="0"/>
-          <w:sz w:val="22"/>
+          <w:i w:val="0"/>
+          <w:sz w:val="20"/>
         </w:rPr>
         <w:t xml:space="preserve"> 고층 아파트 계획, Phoenix One Camelback 오피스→아파트 전환 </w:t>
       </w:r>
       <w:r>
         <w:rPr>
-          <w:rFonts w:ascii="맑은 고딕" w:hAnsi="맑은 고딕" w:eastAsia="맑은 고딕"/>
+          <w:rFonts w:ascii="Noto Sans KR" w:hAnsi="Noto Sans KR" w:eastAsia="Noto Sans KR"/>
           <w:b/>
-          <w:sz w:val="22"/>
+          <w:i w:val="0"/>
+          <w:sz w:val="20"/>
         </w:rPr>
         <w:t>90% 완공</w:t>
       </w:r>
       <w:r>
         <w:rPr>
-          <w:rFonts w:ascii="맑은 고딕" w:hAnsi="맑은 고딕" w:eastAsia="맑은 고딕"/>
+          <w:rFonts w:ascii="Noto Sans KR" w:hAnsi="Noto Sans KR" w:eastAsia="Noto Sans KR"/>
           <w:b w:val="0"/>
-          <w:sz w:val="22"/>
+          <w:i w:val="0"/>
+          <w:sz w:val="20"/>
         </w:rPr>
         <w:t>.</w:t>
       </w:r>
@@ -247,59 +328,67 @@
     <w:p>
       <w:pPr>
         <w:pStyle w:val="ListBullet"/>
+        <w:ind w:left="360"/>
       </w:pPr>
       <w:r>
         <w:rPr>
-          <w:rFonts w:ascii="맑은 고딕" w:hAnsi="맑은 고딕" w:eastAsia="맑은 고딕"/>
+          <w:rFonts w:ascii="Noto Sans KR" w:hAnsi="Noto Sans KR" w:eastAsia="Noto Sans KR"/>
           <w:b w:val="0"/>
-          <w:sz w:val="22"/>
+          <w:i w:val="0"/>
+          <w:sz w:val="20"/>
         </w:rPr>
       </w:r>
       <w:r>
         <w:rPr>
-          <w:rFonts w:ascii="맑은 고딕" w:hAnsi="맑은 고딕" w:eastAsia="맑은 고딕"/>
+          <w:rFonts w:ascii="Noto Sans KR" w:hAnsi="Noto Sans KR" w:eastAsia="Noto Sans KR"/>
           <w:b/>
-          <w:sz w:val="22"/>
+          <w:i w:val="0"/>
+          <w:sz w:val="20"/>
         </w:rPr>
         <w:t>BTR/Modular 신규 공급</w:t>
       </w:r>
       <w:r>
         <w:rPr>
-          <w:rFonts w:ascii="맑은 고딕" w:hAnsi="맑은 고딕" w:eastAsia="맑은 고딕"/>
+          <w:rFonts w:ascii="Noto Sans KR" w:hAnsi="Noto Sans KR" w:eastAsia="Noto Sans KR"/>
           <w:b w:val="0"/>
-          <w:sz w:val="22"/>
+          <w:i w:val="0"/>
+          <w:sz w:val="20"/>
         </w:rPr>
         <w:t xml:space="preserve">: Northwood Ravin이 노스캐롤라이나 Huntersville에 BTR 단지 'The Lodges' 사전 리싱 개시. LA Chinatown 1457 N. Main St. 모듈러 주거단지 완공. Scottsdale IKONIC Scottsdale </w:t>
       </w:r>
       <w:r>
         <w:rPr>
-          <w:rFonts w:ascii="맑은 고딕" w:hAnsi="맑은 고딕" w:eastAsia="맑은 고딕"/>
+          <w:rFonts w:ascii="Noto Sans KR" w:hAnsi="Noto Sans KR" w:eastAsia="Noto Sans KR"/>
           <w:b/>
-          <w:sz w:val="22"/>
+          <w:i w:val="0"/>
+          <w:sz w:val="20"/>
         </w:rPr>
         <w:t>245 unit, 14층</w:t>
       </w:r>
       <w:r>
         <w:rPr>
-          <w:rFonts w:ascii="맑은 고딕" w:hAnsi="맑은 고딕" w:eastAsia="맑은 고딕"/>
+          <w:rFonts w:ascii="Noto Sans KR" w:hAnsi="Noto Sans KR" w:eastAsia="Noto Sans KR"/>
           <w:b w:val="0"/>
-          <w:sz w:val="22"/>
+          <w:i w:val="0"/>
+          <w:sz w:val="20"/>
         </w:rPr>
         <w:t xml:space="preserve"> 고급 렌탈타워 </w:t>
       </w:r>
       <w:r>
         <w:rPr>
-          <w:rFonts w:ascii="맑은 고딕" w:hAnsi="맑은 고딕" w:eastAsia="맑은 고딕"/>
+          <w:rFonts w:ascii="Noto Sans KR" w:hAnsi="Noto Sans KR" w:eastAsia="Noto Sans KR"/>
           <w:b/>
-          <w:sz w:val="22"/>
+          <w:i w:val="0"/>
+          <w:sz w:val="20"/>
         </w:rPr>
         <w:t>$141M</w:t>
       </w:r>
       <w:r>
         <w:rPr>
-          <w:rFonts w:ascii="맑은 고딕" w:hAnsi="맑은 고딕" w:eastAsia="맑은 고딕"/>
+          <w:rFonts w:ascii="Noto Sans KR" w:hAnsi="Noto Sans KR" w:eastAsia="Noto Sans KR"/>
           <w:b w:val="0"/>
-          <w:sz w:val="22"/>
+          <w:i w:val="0"/>
+          <w:sz w:val="20"/>
         </w:rPr>
         <w:t xml:space="preserve"> 건설금융 확보.</w:t>
       </w:r>
@@ -307,59 +396,67 @@
     <w:p>
       <w:pPr>
         <w:pStyle w:val="ListBullet"/>
+        <w:ind w:left="360"/>
       </w:pPr>
       <w:r>
         <w:rPr>
-          <w:rFonts w:ascii="맑은 고딕" w:hAnsi="맑은 고딕" w:eastAsia="맑은 고딕"/>
+          <w:rFonts w:ascii="Noto Sans KR" w:hAnsi="Noto Sans KR" w:eastAsia="Noto Sans KR"/>
           <w:b w:val="0"/>
-          <w:sz w:val="22"/>
+          <w:i w:val="0"/>
+          <w:sz w:val="20"/>
         </w:rPr>
       </w:r>
       <w:r>
         <w:rPr>
-          <w:rFonts w:ascii="맑은 고딕" w:hAnsi="맑은 고딕" w:eastAsia="맑은 고딕"/>
+          <w:rFonts w:ascii="Noto Sans KR" w:hAnsi="Noto Sans KR" w:eastAsia="Noto Sans KR"/>
           <w:b/>
-          <w:sz w:val="22"/>
+          <w:i w:val="0"/>
+          <w:sz w:val="20"/>
         </w:rPr>
         <w:t>Affordable Housing 프로젝트 증가</w:t>
       </w:r>
       <w:r>
         <w:rPr>
-          <w:rFonts w:ascii="맑은 고딕" w:hAnsi="맑은 고딕" w:eastAsia="맑은 고딕"/>
+          <w:rFonts w:ascii="Noto Sans KR" w:hAnsi="Noto Sans KR" w:eastAsia="Noto Sans KR"/>
           <w:b w:val="0"/>
-          <w:sz w:val="22"/>
+          <w:i w:val="0"/>
+          <w:sz w:val="20"/>
         </w:rPr>
         <w:t xml:space="preserve">: Windsor, CT 구 Konica Minolta 빌딩 </w:t>
       </w:r>
       <w:r>
         <w:rPr>
-          <w:rFonts w:ascii="맑은 고딕" w:hAnsi="맑은 고딕" w:eastAsia="맑은 고딕"/>
+          <w:rFonts w:ascii="Noto Sans KR" w:hAnsi="Noto Sans KR" w:eastAsia="Noto Sans KR"/>
           <w:b/>
-          <w:sz w:val="22"/>
+          <w:i w:val="0"/>
+          <w:sz w:val="20"/>
         </w:rPr>
         <w:t>복합용도 재개발</w:t>
       </w:r>
       <w:r>
         <w:rPr>
-          <w:rFonts w:ascii="맑은 고딕" w:hAnsi="맑은 고딕" w:eastAsia="맑은 고딕"/>
+          <w:rFonts w:ascii="Noto Sans KR" w:hAnsi="Noto Sans KR" w:eastAsia="Noto Sans KR"/>
           <w:b w:val="0"/>
-          <w:sz w:val="22"/>
+          <w:i w:val="0"/>
+          <w:sz w:val="20"/>
         </w:rPr>
         <w:t xml:space="preserve"> 허가 진행. Woodland Hills 23022 W. Ventura Blvd. affordable housing 제안. Cinnaire </w:t>
       </w:r>
       <w:r>
         <w:rPr>
-          <w:rFonts w:ascii="맑은 고딕" w:hAnsi="맑은 고딕" w:eastAsia="맑은 고딕"/>
+          <w:rFonts w:ascii="Noto Sans KR" w:hAnsi="Noto Sans KR" w:eastAsia="Noto Sans KR"/>
           <w:b/>
-          <w:sz w:val="22"/>
+          <w:i w:val="0"/>
+          <w:sz w:val="20"/>
         </w:rPr>
         <w:t>$307M LIHTC 펀드</w:t>
       </w:r>
       <w:r>
         <w:rPr>
-          <w:rFonts w:ascii="맑은 고딕" w:hAnsi="맑은 고딕" w:eastAsia="맑은 고딕"/>
+          <w:rFonts w:ascii="Noto Sans KR" w:hAnsi="Noto Sans KR" w:eastAsia="Noto Sans KR"/>
           <w:b w:val="0"/>
-          <w:sz w:val="22"/>
+          <w:i w:val="0"/>
+          <w:sz w:val="20"/>
         </w:rPr>
         <w:t xml:space="preserve"> 조성해 10개 주 affordable housing 확장.</w:t>
       </w:r>
@@ -367,37 +464,48 @@
     <w:p>
       <w:pPr>
         <w:pStyle w:val="ListBullet"/>
+        <w:ind w:left="360"/>
       </w:pPr>
       <w:r>
         <w:rPr>
-          <w:rFonts w:ascii="맑은 고딕" w:hAnsi="맑은 고딕" w:eastAsia="맑은 고딕"/>
+          <w:rFonts w:ascii="Noto Sans KR" w:hAnsi="Noto Sans KR" w:eastAsia="Noto Sans KR"/>
           <w:b w:val="0"/>
-          <w:sz w:val="22"/>
+          <w:i w:val="0"/>
+          <w:sz w:val="20"/>
         </w:rPr>
       </w:r>
       <w:r>
         <w:rPr>
-          <w:rFonts w:ascii="맑은 고딕" w:hAnsi="맑은 고딕" w:eastAsia="맑은 고딕"/>
+          <w:rFonts w:ascii="Noto Sans KR" w:hAnsi="Noto Sans KR" w:eastAsia="Noto Sans KR"/>
           <w:b/>
-          <w:sz w:val="22"/>
+          <w:i w:val="0"/>
+          <w:sz w:val="20"/>
         </w:rPr>
         <w:t>주요 허가 지연/변경 사례</w:t>
       </w:r>
       <w:r>
         <w:rPr>
-          <w:rFonts w:ascii="맑은 고딕" w:hAnsi="맑은 고딕" w:eastAsia="맑은 고딕"/>
+          <w:rFonts w:ascii="Noto Sans KR" w:hAnsi="Noto Sans KR" w:eastAsia="Noto Sans KR"/>
           <w:b w:val="0"/>
-          <w:sz w:val="22"/>
+          <w:i w:val="0"/>
+          <w:sz w:val="20"/>
         </w:rPr>
         <w:t>: Glendale 3411 Foothill Blvd. 멀티패밀리 프로젝트 항소 진행. Pittsburgh 대학이 Hampton Inn 학생주거 전환 계획 허가 문제로 철회.</w:t>
       </w:r>
     </w:p>
     <w:p/>
     <w:p>
+      <w:pPr>
+        <w:pBdr>
+          <w:bottom w:val="single" w:sz="4" w:space="1" w:color="2E75B6"/>
+        </w:pBdr>
+      </w:pPr>
       <w:r>
         <w:rPr>
-          <w:rFonts w:ascii="맑은 고딕" w:hAnsi="맑은 고딕" w:eastAsia="맑은 고딕"/>
+          <w:rFonts w:ascii="Noto Sans KR" w:hAnsi="Noto Sans KR" w:eastAsia="Noto Sans KR"/>
           <w:b/>
+          <w:i w:val="0"/>
+          <w:color w:val="2E75B6"/>
           <w:sz w:val="26"/>
         </w:rPr>
         <w:t>2. 정책·이슈</w:t>
@@ -406,59 +514,67 @@
     <w:p>
       <w:pPr>
         <w:pStyle w:val="ListBullet"/>
+        <w:ind w:left="360"/>
       </w:pPr>
       <w:r>
         <w:rPr>
-          <w:rFonts w:ascii="맑은 고딕" w:hAnsi="맑은 고딕" w:eastAsia="맑은 고딕"/>
+          <w:rFonts w:ascii="Noto Sans KR" w:hAnsi="Noto Sans KR" w:eastAsia="Noto Sans KR"/>
           <w:b w:val="0"/>
-          <w:sz w:val="22"/>
+          <w:i w:val="0"/>
+          <w:sz w:val="20"/>
         </w:rPr>
       </w:r>
       <w:r>
         <w:rPr>
-          <w:rFonts w:ascii="맑은 고딕" w:hAnsi="맑은 고딕" w:eastAsia="맑은 고딕"/>
+          <w:rFonts w:ascii="Noto Sans KR" w:hAnsi="Noto Sans KR" w:eastAsia="Noto Sans KR"/>
           <w:b/>
-          <w:sz w:val="22"/>
+          <w:i w:val="0"/>
+          <w:sz w:val="20"/>
         </w:rPr>
         <w:t>금리·모기지 리스크 지속</w:t>
       </w:r>
       <w:r>
         <w:rPr>
-          <w:rFonts w:ascii="맑은 고딕" w:hAnsi="맑은 고딕" w:eastAsia="맑은 고딕"/>
+          <w:rFonts w:ascii="Noto Sans KR" w:hAnsi="Noto Sans KR" w:eastAsia="Noto Sans KR"/>
           <w:b w:val="0"/>
-          <w:sz w:val="22"/>
+          <w:i w:val="0"/>
+          <w:sz w:val="20"/>
         </w:rPr>
         <w:t xml:space="preserve">: 이란 분쟁 장기화 시 모기지 금리 peak </w:t>
       </w:r>
       <w:r>
         <w:rPr>
-          <w:rFonts w:ascii="맑은 고딕" w:hAnsi="맑은 고딕" w:eastAsia="맑은 고딕"/>
+          <w:rFonts w:ascii="Noto Sans KR" w:hAnsi="Noto Sans KR" w:eastAsia="Noto Sans KR"/>
           <w:b/>
-          <w:sz w:val="22"/>
+          <w:i w:val="0"/>
+          <w:sz w:val="20"/>
         </w:rPr>
         <w:t>6.75% + 0.375~0.435%</w:t>
       </w:r>
       <w:r>
         <w:rPr>
-          <w:rFonts w:ascii="맑은 고딕" w:hAnsi="맑은 고딕" w:eastAsia="맑은 고딕"/>
+          <w:rFonts w:ascii="Noto Sans KR" w:hAnsi="Noto Sans KR" w:eastAsia="Noto Sans KR"/>
           <w:b w:val="0"/>
-          <w:sz w:val="22"/>
+          <w:i w:val="0"/>
+          <w:sz w:val="20"/>
         </w:rPr>
         <w:t xml:space="preserve"> 상승 전망. 5월 금리 2026년 고점 근접에도 주택 수요는 </w:t>
       </w:r>
       <w:r>
         <w:rPr>
-          <w:rFonts w:ascii="맑은 고딕" w:hAnsi="맑은 고딕" w:eastAsia="맑은 고딕"/>
+          <w:rFonts w:ascii="Noto Sans KR" w:hAnsi="Noto Sans KR" w:eastAsia="Noto Sans KR"/>
           <w:b/>
-          <w:sz w:val="22"/>
+          <w:i w:val="0"/>
+          <w:sz w:val="20"/>
         </w:rPr>
         <w:t>주간 pending sales 75,935건</w:t>
       </w:r>
       <w:r>
         <w:rPr>
-          <w:rFonts w:ascii="맑은 고딕" w:hAnsi="맑은 고딕" w:eastAsia="맑은 고딕"/>
+          <w:rFonts w:ascii="Noto Sans KR" w:hAnsi="Noto Sans KR" w:eastAsia="Noto Sans KR"/>
           <w:b w:val="0"/>
-          <w:sz w:val="22"/>
+          <w:i w:val="0"/>
+          <w:sz w:val="20"/>
         </w:rPr>
         <w:t>(전년비 +7%) 양호. 채권시장 변동성으로 상업부동산 거래 모멘텀 둔화 우려.</w:t>
       </w:r>
@@ -466,59 +582,67 @@
     <w:p>
       <w:pPr>
         <w:pStyle w:val="ListBullet"/>
+        <w:ind w:left="360"/>
       </w:pPr>
       <w:r>
         <w:rPr>
-          <w:rFonts w:ascii="맑은 고딕" w:hAnsi="맑은 고딕" w:eastAsia="맑은 고딕"/>
+          <w:rFonts w:ascii="Noto Sans KR" w:hAnsi="Noto Sans KR" w:eastAsia="Noto Sans KR"/>
           <w:b w:val="0"/>
-          <w:sz w:val="22"/>
+          <w:i w:val="0"/>
+          <w:sz w:val="20"/>
         </w:rPr>
       </w:r>
       <w:r>
         <w:rPr>
-          <w:rFonts w:ascii="맑은 고딕" w:hAnsi="맑은 고딕" w:eastAsia="맑은 고딕"/>
+          <w:rFonts w:ascii="Noto Sans KR" w:hAnsi="Noto Sans KR" w:eastAsia="Noto Sans KR"/>
           <w:b/>
-          <w:sz w:val="22"/>
+          <w:i w:val="0"/>
+          <w:sz w:val="20"/>
         </w:rPr>
         <w:t>규제·세금 이슈</w:t>
       </w:r>
       <w:r>
         <w:rPr>
-          <w:rFonts w:ascii="맑은 고딕" w:hAnsi="맑은 고딕" w:eastAsia="맑은 고딕"/>
+          <w:rFonts w:ascii="Noto Sans KR" w:hAnsi="Noto Sans KR" w:eastAsia="Noto Sans KR"/>
           <w:b w:val="0"/>
-          <w:sz w:val="22"/>
+          <w:i w:val="0"/>
+          <w:sz w:val="20"/>
         </w:rPr>
         <w:t xml:space="preserve">: 뉴욕주 </w:t>
       </w:r>
       <w:r>
         <w:rPr>
-          <w:rFonts w:ascii="맑은 고딕" w:hAnsi="맑은 고딕" w:eastAsia="맑은 고딕"/>
+          <w:rFonts w:ascii="Noto Sans KR" w:hAnsi="Noto Sans KR" w:eastAsia="Noto Sans KR"/>
           <w:b/>
-          <w:sz w:val="22"/>
+          <w:i w:val="0"/>
+          <w:sz w:val="20"/>
         </w:rPr>
         <w:t>pied-à-terre tax</w:t>
       </w:r>
       <w:r>
         <w:rPr>
-          <w:rFonts w:ascii="맑은 고딕" w:hAnsi="맑은 고딕" w:eastAsia="맑은 고딕"/>
+          <w:rFonts w:ascii="Noto Sans KR" w:hAnsi="Noto Sans KR" w:eastAsia="Noto Sans KR"/>
           <w:b w:val="0"/>
-          <w:sz w:val="22"/>
+          <w:i w:val="0"/>
+          <w:sz w:val="20"/>
         </w:rPr>
         <w:t xml:space="preserve"> 시행으로 개발용지 거래 위축 가능성. 브루클린 개발 수요는 높으나 </w:t>
       </w:r>
       <w:r>
         <w:rPr>
-          <w:rFonts w:ascii="맑은 고딕" w:hAnsi="맑은 고딕" w:eastAsia="맑은 고딕"/>
+          <w:rFonts w:ascii="Noto Sans KR" w:hAnsi="Noto Sans KR" w:eastAsia="Noto Sans KR"/>
           <w:b/>
-          <w:sz w:val="22"/>
+          <w:i w:val="0"/>
+          <w:sz w:val="20"/>
         </w:rPr>
         <w:t>고비용·정부규제</w:t>
       </w:r>
       <w:r>
         <w:rPr>
-          <w:rFonts w:ascii="맑은 고딕" w:hAnsi="맑은 고딕" w:eastAsia="맑은 고딕"/>
+          <w:rFonts w:ascii="Noto Sans KR" w:hAnsi="Noto Sans KR" w:eastAsia="Noto Sans KR"/>
           <w:b w:val="0"/>
-          <w:sz w:val="22"/>
+          <w:i w:val="0"/>
+          <w:sz w:val="20"/>
         </w:rPr>
         <w:t>가 병목. CFPB의 공정주택규제(ECOA) 개정에 대한 소송 제기—공정대출보호 약화 논란.</w:t>
       </w:r>
@@ -526,43 +650,49 @@
     <w:p>
       <w:pPr>
         <w:pStyle w:val="ListBullet"/>
+        <w:ind w:left="360"/>
       </w:pPr>
       <w:r>
         <w:rPr>
-          <w:rFonts w:ascii="맑은 고딕" w:hAnsi="맑은 고딕" w:eastAsia="맑은 고딕"/>
+          <w:rFonts w:ascii="Noto Sans KR" w:hAnsi="Noto Sans KR" w:eastAsia="Noto Sans KR"/>
           <w:b w:val="0"/>
-          <w:sz w:val="22"/>
+          <w:i w:val="0"/>
+          <w:sz w:val="20"/>
         </w:rPr>
       </w:r>
       <w:r>
         <w:rPr>
-          <w:rFonts w:ascii="맑은 고딕" w:hAnsi="맑은 고딕" w:eastAsia="맑은 고딕"/>
+          <w:rFonts w:ascii="Noto Sans KR" w:hAnsi="Noto Sans KR" w:eastAsia="Noto Sans KR"/>
           <w:b/>
-          <w:sz w:val="22"/>
+          <w:i w:val="0"/>
+          <w:sz w:val="20"/>
         </w:rPr>
         <w:t>정책 변화</w:t>
       </w:r>
       <w:r>
         <w:rPr>
-          <w:rFonts w:ascii="맑은 고딕" w:hAnsi="맑은 고딕" w:eastAsia="맑은 고딕"/>
+          <w:rFonts w:ascii="Noto Sans KR" w:hAnsi="Noto Sans KR" w:eastAsia="Noto Sans KR"/>
           <w:b w:val="0"/>
-          <w:sz w:val="22"/>
+          <w:i w:val="0"/>
+          <w:sz w:val="20"/>
         </w:rPr>
         <w:t xml:space="preserve">: 일리노이주 주 단위 조닝 법안(SB 79) 지자체 반발로 벽에 부딪힘. 보스턴 시의회 </w:t>
       </w:r>
       <w:r>
         <w:rPr>
-          <w:rFonts w:ascii="맑은 고딕" w:hAnsi="맑은 고딕" w:eastAsia="맑은 고딕"/>
+          <w:rFonts w:ascii="Noto Sans KR" w:hAnsi="Noto Sans KR" w:eastAsia="Noto Sans KR"/>
           <w:b/>
-          <w:sz w:val="22"/>
+          <w:i w:val="0"/>
+          <w:sz w:val="20"/>
         </w:rPr>
         <w:t>주차의무 폐지</w:t>
       </w:r>
       <w:r>
         <w:rPr>
-          <w:rFonts w:ascii="맑은 고딕" w:hAnsi="맑은 고딕" w:eastAsia="맑은 고딕"/>
+          <w:rFonts w:ascii="Noto Sans KR" w:hAnsi="Noto Sans KR" w:eastAsia="Noto Sans KR"/>
           <w:b w:val="0"/>
-          <w:sz w:val="22"/>
+          <w:i w:val="0"/>
+          <w:sz w:val="20"/>
         </w:rPr>
         <w:t xml:space="preserve"> 검토로 주거 생산 비용 절감 추진. HUD, FHA 최소기준 업데이트 의견수렴 착수.</w:t>
       </w:r>
@@ -570,43 +700,49 @@
     <w:p>
       <w:pPr>
         <w:pStyle w:val="ListBullet"/>
+        <w:ind w:left="360"/>
       </w:pPr>
       <w:r>
         <w:rPr>
-          <w:rFonts w:ascii="맑은 고딕" w:hAnsi="맑은 고딕" w:eastAsia="맑은 고딕"/>
+          <w:rFonts w:ascii="Noto Sans KR" w:hAnsi="Noto Sans KR" w:eastAsia="Noto Sans KR"/>
           <w:b w:val="0"/>
-          <w:sz w:val="22"/>
+          <w:i w:val="0"/>
+          <w:sz w:val="20"/>
         </w:rPr>
       </w:r>
       <w:r>
         <w:rPr>
-          <w:rFonts w:ascii="맑은 고딕" w:hAnsi="맑은 고딕" w:eastAsia="맑은 고딕"/>
+          <w:rFonts w:ascii="Noto Sans KR" w:hAnsi="Noto Sans KR" w:eastAsia="Noto Sans KR"/>
           <w:b/>
-          <w:sz w:val="22"/>
+          <w:i w:val="0"/>
+          <w:sz w:val="20"/>
         </w:rPr>
         <w:t>GSE 민영화 논의</w:t>
       </w:r>
       <w:r>
         <w:rPr>
-          <w:rFonts w:ascii="맑은 고딕" w:hAnsi="맑은 고딕" w:eastAsia="맑은 고딕"/>
+          <w:rFonts w:ascii="Noto Sans KR" w:hAnsi="Noto Sans KR" w:eastAsia="Noto Sans KR"/>
           <w:b w:val="0"/>
-          <w:sz w:val="22"/>
+          <w:i w:val="0"/>
+          <w:sz w:val="20"/>
         </w:rPr>
         <w:t xml:space="preserve">: 트럼프 대통령, Fannie Mae·Freddie Mac </w:t>
       </w:r>
       <w:r>
         <w:rPr>
-          <w:rFonts w:ascii="맑은 고딕" w:hAnsi="맑은 고딕" w:eastAsia="맑은 고딕"/>
+          <w:rFonts w:ascii="Noto Sans KR" w:hAnsi="Noto Sans KR" w:eastAsia="Noto Sans KR"/>
           <w:b/>
-          <w:sz w:val="22"/>
+          <w:i w:val="0"/>
+          <w:sz w:val="20"/>
         </w:rPr>
         <w:t>IPO</w:t>
       </w:r>
       <w:r>
         <w:rPr>
-          <w:rFonts w:ascii="맑은 고딕" w:hAnsi="맑은 고딕" w:eastAsia="맑은 고딕"/>
+          <w:rFonts w:ascii="Noto Sans KR" w:hAnsi="Noto Sans KR" w:eastAsia="Noto Sans KR"/>
           <w:b w:val="0"/>
-          <w:sz w:val="22"/>
+          <w:i w:val="0"/>
+          <w:sz w:val="20"/>
         </w:rPr>
         <w:t xml:space="preserve"> 여전히 고려 중이라고 재확인(FHFA 국장 Pulte가 6/30 DNI 대행직 전환 예정).</w:t>
       </w:r>
@@ -614,53 +750,66 @@
     <w:p>
       <w:pPr>
         <w:pStyle w:val="ListBullet"/>
+        <w:ind w:left="360"/>
       </w:pPr>
       <w:r>
         <w:rPr>
-          <w:rFonts w:ascii="맑은 고딕" w:hAnsi="맑은 고딕" w:eastAsia="맑은 고딕"/>
+          <w:rFonts w:ascii="Noto Sans KR" w:hAnsi="Noto Sans KR" w:eastAsia="Noto Sans KR"/>
           <w:b w:val="0"/>
-          <w:sz w:val="22"/>
+          <w:i w:val="0"/>
+          <w:sz w:val="20"/>
         </w:rPr>
       </w:r>
       <w:r>
         <w:rPr>
-          <w:rFonts w:ascii="맑은 고딕" w:hAnsi="맑은 고딕" w:eastAsia="맑은 고딕"/>
+          <w:rFonts w:ascii="Noto Sans KR" w:hAnsi="Noto Sans KR" w:eastAsia="Noto Sans KR"/>
           <w:b/>
-          <w:sz w:val="22"/>
+          <w:i w:val="0"/>
+          <w:sz w:val="20"/>
         </w:rPr>
         <w:t>원자재·건설비</w:t>
       </w:r>
       <w:r>
         <w:rPr>
-          <w:rFonts w:ascii="맑은 고딕" w:hAnsi="맑은 고딕" w:eastAsia="맑은 고딕"/>
+          <w:rFonts w:ascii="Noto Sans KR" w:hAnsi="Noto Sans KR" w:eastAsia="Noto Sans KR"/>
           <w:b w:val="0"/>
-          <w:sz w:val="22"/>
+          <w:i w:val="0"/>
+          <w:sz w:val="20"/>
         </w:rPr>
         <w:t xml:space="preserve">: </w:t>
       </w:r>
       <w:r>
         <w:rPr>
-          <w:rFonts w:ascii="맑은 고딕" w:hAnsi="맑은 고딕" w:eastAsia="맑은 고딕"/>
+          <w:rFonts w:ascii="Noto Sans KR" w:hAnsi="Noto Sans KR" w:eastAsia="Noto Sans KR"/>
           <w:b/>
-          <w:sz w:val="22"/>
+          <w:i w:val="0"/>
+          <w:sz w:val="20"/>
         </w:rPr>
         <w:t>철강 수입 30% 감소</w:t>
       </w:r>
       <w:r>
         <w:rPr>
-          <w:rFonts w:ascii="맑은 고딕" w:hAnsi="맑은 고딕" w:eastAsia="맑은 고딕"/>
+          <w:rFonts w:ascii="Noto Sans KR" w:hAnsi="Noto Sans KR" w:eastAsia="Noto Sans KR"/>
           <w:b w:val="0"/>
-          <w:sz w:val="22"/>
+          <w:i w:val="0"/>
+          <w:sz w:val="20"/>
         </w:rPr>
         <w:t>(2026년 4월 기준, 관세 효과), 국내 철강 생산 증가로 건설 비용 안정화 기대.</w:t>
       </w:r>
     </w:p>
     <w:p/>
     <w:p>
+      <w:pPr>
+        <w:pBdr>
+          <w:bottom w:val="single" w:sz="4" w:space="1" w:color="2E75B6"/>
+        </w:pBdr>
+      </w:pPr>
       <w:r>
         <w:rPr>
-          <w:rFonts w:ascii="맑은 고딕" w:hAnsi="맑은 고딕" w:eastAsia="맑은 고딕"/>
+          <w:rFonts w:ascii="Noto Sans KR" w:hAnsi="Noto Sans KR" w:eastAsia="Noto Sans KR"/>
           <w:b/>
+          <w:i w:val="0"/>
+          <w:color w:val="2E75B6"/>
           <w:sz w:val="26"/>
         </w:rPr>
         <w:t>3. 거래현황</w:t>
@@ -669,27 +818,31 @@
     <w:p>
       <w:pPr>
         <w:pStyle w:val="ListBullet"/>
+        <w:ind w:left="360"/>
       </w:pPr>
       <w:r>
         <w:rPr>
-          <w:rFonts w:ascii="맑은 고딕" w:hAnsi="맑은 고딕" w:eastAsia="맑은 고딕"/>
+          <w:rFonts w:ascii="Noto Sans KR" w:hAnsi="Noto Sans KR" w:eastAsia="Noto Sans KR"/>
           <w:b w:val="0"/>
-          <w:sz w:val="22"/>
+          <w:i w:val="0"/>
+          <w:sz w:val="20"/>
         </w:rPr>
       </w:r>
       <w:r>
         <w:rPr>
-          <w:rFonts w:ascii="맑은 고딕" w:hAnsi="맑은 고딕" w:eastAsia="맑은 고딕"/>
+          <w:rFonts w:ascii="Noto Sans KR" w:hAnsi="Noto Sans KR" w:eastAsia="Noto Sans KR"/>
           <w:b/>
-          <w:sz w:val="22"/>
+          <w:i w:val="0"/>
+          <w:sz w:val="20"/>
         </w:rPr>
         <w:t>Student Housing 매입 활발</w:t>
       </w:r>
       <w:r>
         <w:rPr>
-          <w:rFonts w:ascii="맑은 고딕" w:hAnsi="맑은 고딕" w:eastAsia="맑은 고딕"/>
+          <w:rFonts w:ascii="Noto Sans KR" w:hAnsi="Noto Sans KR" w:eastAsia="Noto Sans KR"/>
           <w:b w:val="0"/>
-          <w:sz w:val="22"/>
+          <w:i w:val="0"/>
+          <w:sz w:val="20"/>
         </w:rPr>
         <w:t>:</w:t>
       </w:r>
@@ -700,11 +853,30 @@
       </w:pPr>
       <w:r>
         <w:rPr>
-          <w:rFonts w:ascii="맑은 고딕" w:hAnsi="맑은 고딕" w:eastAsia="맑은 고딕"/>
+          <w:rFonts w:ascii="Noto Sans KR" w:hAnsi="Noto Sans KR" w:eastAsia="Noto Sans KR"/>
           <w:b w:val="0"/>
+          <w:i w:val="0"/>
           <w:sz w:val="20"/>
         </w:rPr>
-        <w:t>PCCP·Dinerstein JV, Texas A&amp;M 인근 1,128 beds, College Station 매입</w:t>
+        <w:t xml:space="preserve">PCCP·Dinerstein JV, Texas A&amp;M 인근 </w:t>
+      </w:r>
+      <w:r>
+        <w:rPr>
+          <w:rFonts w:ascii="Noto Sans KR" w:hAnsi="Noto Sans KR" w:eastAsia="Noto Sans KR"/>
+          <w:b/>
+          <w:i w:val="0"/>
+          <w:sz w:val="20"/>
+        </w:rPr>
+        <w:t>1,128 beds, College Station</w:t>
+      </w:r>
+      <w:r>
+        <w:rPr>
+          <w:rFonts w:ascii="Noto Sans KR" w:hAnsi="Noto Sans KR" w:eastAsia="Noto Sans KR"/>
+          <w:b w:val="0"/>
+          <w:i w:val="0"/>
+          <w:sz w:val="20"/>
+        </w:rPr>
+        <w:t xml:space="preserve"> 매입</w:t>
       </w:r>
     </w:p>
     <w:p>
@@ -713,11 +885,48 @@
       </w:pPr>
       <w:r>
         <w:rPr>
-          <w:rFonts w:ascii="맑은 고딕" w:hAnsi="맑은 고딕" w:eastAsia="맑은 고딕"/>
+          <w:rFonts w:ascii="Noto Sans KR" w:hAnsi="Noto Sans KR" w:eastAsia="Noto Sans KR"/>
           <w:b w:val="0"/>
+          <w:i w:val="0"/>
           <w:sz w:val="20"/>
         </w:rPr>
-        <w:t>Hackberry Lane, Florida(U of Florida)·Arkansas 대학 시장 400 beds, 6건 연속 매입으로 포트폴리오 ~2,000 beds 확대</w:t>
+        <w:t xml:space="preserve">Hackberry Lane, Florida(U of Florida)·Arkansas 대학 시장 </w:t>
+      </w:r>
+      <w:r>
+        <w:rPr>
+          <w:rFonts w:ascii="Noto Sans KR" w:hAnsi="Noto Sans KR" w:eastAsia="Noto Sans KR"/>
+          <w:b/>
+          <w:i w:val="0"/>
+          <w:sz w:val="20"/>
+        </w:rPr>
+        <w:t>400 beds, 6건</w:t>
+      </w:r>
+      <w:r>
+        <w:rPr>
+          <w:rFonts w:ascii="Noto Sans KR" w:hAnsi="Noto Sans KR" w:eastAsia="Noto Sans KR"/>
+          <w:b w:val="0"/>
+          <w:i w:val="0"/>
+          <w:sz w:val="20"/>
+        </w:rPr>
+        <w:t xml:space="preserve"> 연속 매입으로 포트폴리오 </w:t>
+      </w:r>
+      <w:r>
+        <w:rPr>
+          <w:rFonts w:ascii="Noto Sans KR" w:hAnsi="Noto Sans KR" w:eastAsia="Noto Sans KR"/>
+          <w:b/>
+          <w:i w:val="0"/>
+          <w:sz w:val="20"/>
+        </w:rPr>
+        <w:t>~2,000 beds</w:t>
+      </w:r>
+      <w:r>
+        <w:rPr>
+          <w:rFonts w:ascii="Noto Sans KR" w:hAnsi="Noto Sans KR" w:eastAsia="Noto Sans KR"/>
+          <w:b w:val="0"/>
+          <w:i w:val="0"/>
+          <w:sz w:val="20"/>
+        </w:rPr>
+        <w:t xml:space="preserve"> 확대</w:t>
       </w:r>
     </w:p>
     <w:p>
@@ -726,8 +935,9 @@
       </w:pPr>
       <w:r>
         <w:rPr>
-          <w:rFonts w:ascii="맑은 고딕" w:hAnsi="맑은 고딕" w:eastAsia="맑은 고딕"/>
+          <w:rFonts w:ascii="Noto Sans KR" w:hAnsi="Noto Sans KR" w:eastAsia="Noto Sans KR"/>
           <w:b w:val="0"/>
+          <w:i w:val="0"/>
           <w:sz w:val="20"/>
         </w:rPr>
         <w:t>Balfour Beatty Communities, South Carolina Clemson Village 매입</w:t>
@@ -739,8 +949,9 @@
       </w:pPr>
       <w:r>
         <w:rPr>
-          <w:rFonts w:ascii="맑은 고딕" w:hAnsi="맑은 고딕" w:eastAsia="맑은 고딕"/>
+          <w:rFonts w:ascii="Noto Sans KR" w:hAnsi="Noto Sans KR" w:eastAsia="Noto Sans KR"/>
           <w:b w:val="0"/>
+          <w:i w:val="0"/>
           <w:sz w:val="20"/>
         </w:rPr>
         <w:t>TSB Realty, 대규모 student housing 매입 완료</w:t>
@@ -749,27 +960,31 @@
     <w:p>
       <w:pPr>
         <w:pStyle w:val="ListBullet"/>
+        <w:ind w:left="360"/>
       </w:pPr>
       <w:r>
         <w:rPr>
-          <w:rFonts w:ascii="맑은 고딕" w:hAnsi="맑은 고딕" w:eastAsia="맑은 고딕"/>
+          <w:rFonts w:ascii="Noto Sans KR" w:hAnsi="Noto Sans KR" w:eastAsia="Noto Sans KR"/>
           <w:b w:val="0"/>
-          <w:sz w:val="22"/>
+          <w:i w:val="0"/>
+          <w:sz w:val="20"/>
         </w:rPr>
       </w:r>
       <w:r>
         <w:rPr>
-          <w:rFonts w:ascii="맑은 고딕" w:hAnsi="맑은 고딕" w:eastAsia="맑은 고딕"/>
+          <w:rFonts w:ascii="Noto Sans KR" w:hAnsi="Noto Sans KR" w:eastAsia="Noto Sans KR"/>
           <w:b/>
-          <w:sz w:val="22"/>
+          <w:i w:val="0"/>
+          <w:sz w:val="20"/>
         </w:rPr>
         <w:t>Multifamily 대형 거래·JV</w:t>
       </w:r>
       <w:r>
         <w:rPr>
-          <w:rFonts w:ascii="맑은 고딕" w:hAnsi="맑은 고딕" w:eastAsia="맑은 고딕"/>
+          <w:rFonts w:ascii="Noto Sans KR" w:hAnsi="Noto Sans KR" w:eastAsia="Noto Sans KR"/>
           <w:b w:val="0"/>
-          <w:sz w:val="22"/>
+          <w:i w:val="0"/>
+          <w:sz w:val="20"/>
         </w:rPr>
         <w:t>:</w:t>
       </w:r>
@@ -780,11 +995,29 @@
       </w:pPr>
       <w:r>
         <w:rPr>
-          <w:rFonts w:ascii="맑은 고딕" w:hAnsi="맑은 고딕" w:eastAsia="맑은 고딕"/>
+          <w:rFonts w:ascii="Noto Sans KR" w:hAnsi="Noto Sans KR" w:eastAsia="Noto Sans KR"/>
           <w:b w:val="0"/>
+          <w:i w:val="0"/>
           <w:sz w:val="20"/>
         </w:rPr>
-        <w:t>AvalonBay·Equity Residential 'merger of equals' 경영진 통합 발표(AVB 자본배분, EQR 운영·법무 담당)</w:t>
+      </w:r>
+      <w:r>
+        <w:rPr>
+          <w:rFonts w:ascii="Noto Sans KR" w:hAnsi="Noto Sans KR" w:eastAsia="Noto Sans KR"/>
+          <w:b/>
+          <w:i w:val="0"/>
+          <w:sz w:val="20"/>
+        </w:rPr>
+        <w:t>AvalonBay·Equity Residential 'merger of equals'</w:t>
+      </w:r>
+      <w:r>
+        <w:rPr>
+          <w:rFonts w:ascii="Noto Sans KR" w:hAnsi="Noto Sans KR" w:eastAsia="Noto Sans KR"/>
+          <w:b w:val="0"/>
+          <w:i w:val="0"/>
+          <w:sz w:val="20"/>
+        </w:rPr>
+        <w:t xml:space="preserve"> 경영진 통합 발표(AVB 자본배분, EQR 운영·법무 담당)</w:t>
       </w:r>
     </w:p>
     <w:p>
@@ -793,11 +1026,30 @@
       </w:pPr>
       <w:r>
         <w:rPr>
-          <w:rFonts w:ascii="맑은 고딕" w:hAnsi="맑은 고딕" w:eastAsia="맑은 고딕"/>
+          <w:rFonts w:ascii="Noto Sans KR" w:hAnsi="Noto Sans KR" w:eastAsia="Noto Sans KR"/>
           <w:b w:val="0"/>
+          <w:i w:val="0"/>
           <w:sz w:val="20"/>
         </w:rPr>
-        <w:t>PCCP·Alliance Residential, Riverside CA 184 unit 멀티패밀리 $65.3M($355k/unit) 매입</w:t>
+        <w:t xml:space="preserve">PCCP·Alliance Residential, Riverside CA </w:t>
+      </w:r>
+      <w:r>
+        <w:rPr>
+          <w:rFonts w:ascii="Noto Sans KR" w:hAnsi="Noto Sans KR" w:eastAsia="Noto Sans KR"/>
+          <w:b/>
+          <w:i w:val="0"/>
+          <w:sz w:val="20"/>
+        </w:rPr>
+        <w:t>184 unit 멀티패밀리 $65.3M($355k/unit)</w:t>
+      </w:r>
+      <w:r>
+        <w:rPr>
+          <w:rFonts w:ascii="Noto Sans KR" w:hAnsi="Noto Sans KR" w:eastAsia="Noto Sans KR"/>
+          <w:b w:val="0"/>
+          <w:i w:val="0"/>
+          <w:sz w:val="20"/>
+        </w:rPr>
+        <w:t xml:space="preserve"> 매입</w:t>
       </w:r>
     </w:p>
     <w:p>
@@ -806,11 +1058,30 @@
       </w:pPr>
       <w:r>
         <w:rPr>
-          <w:rFonts w:ascii="맑은 고딕" w:hAnsi="맑은 고딕" w:eastAsia="맑은 고딕"/>
+          <w:rFonts w:ascii="Noto Sans KR" w:hAnsi="Noto Sans KR" w:eastAsia="Noto Sans KR"/>
           <w:b w:val="0"/>
+          <w:i w:val="0"/>
           <w:sz w:val="20"/>
         </w:rPr>
-        <w:t>Nippon Life·Blackstone 전략적 파트너십 체결</w:t>
+        <w:t>Nippon Life·</w:t>
+      </w:r>
+      <w:r>
+        <w:rPr>
+          <w:rFonts w:ascii="Noto Sans KR" w:hAnsi="Noto Sans KR" w:eastAsia="Noto Sans KR"/>
+          <w:b/>
+          <w:i w:val="0"/>
+          <w:sz w:val="20"/>
+        </w:rPr>
+        <w:t>Blackstone</w:t>
+      </w:r>
+      <w:r>
+        <w:rPr>
+          <w:rFonts w:ascii="Noto Sans KR" w:hAnsi="Noto Sans KR" w:eastAsia="Noto Sans KR"/>
+          <w:b w:val="0"/>
+          <w:i w:val="0"/>
+          <w:sz w:val="20"/>
+        </w:rPr>
+        <w:t xml:space="preserve"> 전략적 파트너십 체결</w:t>
       </w:r>
     </w:p>
     <w:p>
@@ -819,11 +1090,30 @@
       </w:pPr>
       <w:r>
         <w:rPr>
-          <w:rFonts w:ascii="맑은 고딕" w:hAnsi="맑은 고딕" w:eastAsia="맑은 고딕"/>
+          <w:rFonts w:ascii="Noto Sans KR" w:hAnsi="Noto Sans KR" w:eastAsia="Noto Sans KR"/>
           <w:b w:val="0"/>
+          <w:i w:val="0"/>
           <w:sz w:val="20"/>
         </w:rPr>
-        <w:t>Kennedy Wilson·APG, 아일랜드 €2B 주거개발·운영 플랫폼 JV 설립</w:t>
+        <w:t xml:space="preserve">Kennedy Wilson·APG, 아일랜드 </w:t>
+      </w:r>
+      <w:r>
+        <w:rPr>
+          <w:rFonts w:ascii="Noto Sans KR" w:hAnsi="Noto Sans KR" w:eastAsia="Noto Sans KR"/>
+          <w:b/>
+          <w:i w:val="0"/>
+          <w:sz w:val="20"/>
+        </w:rPr>
+        <w:t>€2B 주거개발·운영 플랫폼</w:t>
+      </w:r>
+      <w:r>
+        <w:rPr>
+          <w:rFonts w:ascii="Noto Sans KR" w:hAnsi="Noto Sans KR" w:eastAsia="Noto Sans KR"/>
+          <w:b w:val="0"/>
+          <w:i w:val="0"/>
+          <w:sz w:val="20"/>
+        </w:rPr>
+        <w:t xml:space="preserve"> JV 설립</w:t>
       </w:r>
     </w:p>
     <w:p>
@@ -832,69 +1122,96 @@
       </w:pPr>
       <w:r>
         <w:rPr>
-          <w:rFonts w:ascii="맑은 고딕" w:hAnsi="맑은 고딕" w:eastAsia="맑은 고딕"/>
+          <w:rFonts w:ascii="Noto Sans KR" w:hAnsi="Noto Sans KR" w:eastAsia="Noto Sans KR"/>
           <w:b w:val="0"/>
+          <w:i w:val="0"/>
           <w:sz w:val="20"/>
         </w:rPr>
-        <w:t>New Mountain Capital, 주거자산관리사 Asset Living $2B+ 인수 추진</w:t>
+        <w:t xml:space="preserve">New Mountain Capital, 주거자산관리사 </w:t>
+      </w:r>
+      <w:r>
+        <w:rPr>
+          <w:rFonts w:ascii="Noto Sans KR" w:hAnsi="Noto Sans KR" w:eastAsia="Noto Sans KR"/>
+          <w:b/>
+          <w:i w:val="0"/>
+          <w:sz w:val="20"/>
+        </w:rPr>
+        <w:t>Asset Living $2B+ 인수</w:t>
+      </w:r>
+      <w:r>
+        <w:rPr>
+          <w:rFonts w:ascii="Noto Sans KR" w:hAnsi="Noto Sans KR" w:eastAsia="Noto Sans KR"/>
+          <w:b w:val="0"/>
+          <w:i w:val="0"/>
+          <w:sz w:val="20"/>
+        </w:rPr>
+        <w:t xml:space="preserve"> 추진</w:t>
       </w:r>
     </w:p>
     <w:p>
       <w:pPr>
         <w:pStyle w:val="ListBullet"/>
+        <w:ind w:left="360"/>
       </w:pPr>
       <w:r>
         <w:rPr>
-          <w:rFonts w:ascii="맑은 고딕" w:hAnsi="맑은 고딕" w:eastAsia="맑은 고딕"/>
+          <w:rFonts w:ascii="Noto Sans KR" w:hAnsi="Noto Sans KR" w:eastAsia="Noto Sans KR"/>
           <w:b w:val="0"/>
-          <w:sz w:val="22"/>
+          <w:i w:val="0"/>
+          <w:sz w:val="20"/>
         </w:rPr>
       </w:r>
       <w:r>
         <w:rPr>
-          <w:rFonts w:ascii="맑은 고딕" w:hAnsi="맑은 고딕" w:eastAsia="맑은 고딕"/>
+          <w:rFonts w:ascii="Noto Sans KR" w:hAnsi="Noto Sans KR" w:eastAsia="Noto Sans KR"/>
           <w:b/>
-          <w:sz w:val="22"/>
+          <w:i w:val="0"/>
+          <w:sz w:val="20"/>
         </w:rPr>
         <w:t>Property Management·개발 자금</w:t>
       </w:r>
       <w:r>
         <w:rPr>
-          <w:rFonts w:ascii="맑은 고딕" w:hAnsi="맑은 고딕" w:eastAsia="맑은 고딕"/>
+          <w:rFonts w:ascii="Noto Sans KR" w:hAnsi="Noto Sans KR" w:eastAsia="Noto Sans KR"/>
           <w:b w:val="0"/>
-          <w:sz w:val="22"/>
+          <w:i w:val="0"/>
+          <w:sz w:val="20"/>
         </w:rPr>
         <w:t xml:space="preserve">: Gilbane JV, 오클라호마 오프캠퍼스 주거 건설에 </w:t>
       </w:r>
       <w:r>
         <w:rPr>
-          <w:rFonts w:ascii="맑은 고딕" w:hAnsi="맑은 고딕" w:eastAsia="맑은 고딕"/>
+          <w:rFonts w:ascii="Noto Sans KR" w:hAnsi="Noto Sans KR" w:eastAsia="Noto Sans KR"/>
           <w:b/>
-          <w:sz w:val="22"/>
+          <w:i w:val="0"/>
+          <w:sz w:val="20"/>
         </w:rPr>
         <w:t>$31M</w:t>
       </w:r>
       <w:r>
         <w:rPr>
-          <w:rFonts w:ascii="맑은 고딕" w:hAnsi="맑은 고딕" w:eastAsia="맑은 고딕"/>
+          <w:rFonts w:ascii="Noto Sans KR" w:hAnsi="Noto Sans KR" w:eastAsia="Noto Sans KR"/>
           <w:b w:val="0"/>
-          <w:sz w:val="22"/>
+          <w:i w:val="0"/>
+          <w:sz w:val="20"/>
         </w:rPr>
         <w:t xml:space="preserve"> 조달. Magic Johnson·Greystar·UPenn, </w:t>
       </w:r>
       <w:r>
         <w:rPr>
-          <w:rFonts w:ascii="맑은 고딕" w:hAnsi="맑은 고딕" w:eastAsia="맑은 고딕"/>
+          <w:rFonts w:ascii="Noto Sans KR" w:hAnsi="Noto Sans KR" w:eastAsia="Noto Sans KR"/>
           <w:b/>
-          <w:sz w:val="22"/>
+          <w:i w:val="0"/>
+          <w:sz w:val="20"/>
         </w:rPr>
         <w:t>493 beds</w:t>
       </w:r>
       <w:r>
         <w:rPr>
-          <w:rFonts w:ascii="맑은 고딕" w:hAnsi="맑은 고딕" w:eastAsia="맑은 고딕"/>
+          <w:rFonts w:ascii="Noto Sans KR" w:hAnsi="Noto Sans KR" w:eastAsia="Noto Sans KR"/>
           <w:b w:val="0"/>
-          <w:sz w:val="22"/>
+          <w:i w:val="0"/>
+          <w:sz w:val="20"/>
         </w:rPr>
         <w:t xml:space="preserve"> 재개발 JV 체결. CMB Regional Centers, 오리건 유진 student housing EB-5 프로젝트 승인.</w:t>
       </w:r>
@@ -902,53 +1219,66 @@
     <w:p>
       <w:pPr>
         <w:pStyle w:val="ListBullet"/>
+        <w:ind w:left="360"/>
       </w:pPr>
       <w:r>
         <w:rPr>
-          <w:rFonts w:ascii="맑은 고딕" w:hAnsi="맑은 고딕" w:eastAsia="맑은 고딕"/>
+          <w:rFonts w:ascii="Noto Sans KR" w:hAnsi="Noto Sans KR" w:eastAsia="Noto Sans KR"/>
           <w:b w:val="0"/>
-          <w:sz w:val="22"/>
+          <w:i w:val="0"/>
+          <w:sz w:val="20"/>
         </w:rPr>
       </w:r>
       <w:r>
         <w:rPr>
-          <w:rFonts w:ascii="맑은 고딕" w:hAnsi="맑은 고딕" w:eastAsia="맑은 고딕"/>
+          <w:rFonts w:ascii="Noto Sans KR" w:hAnsi="Noto Sans KR" w:eastAsia="Noto Sans KR"/>
           <w:b/>
-          <w:sz w:val="22"/>
+          <w:i w:val="0"/>
+          <w:sz w:val="20"/>
         </w:rPr>
         <w:t>Affordable Housing 자본</w:t>
       </w:r>
       <w:r>
         <w:rPr>
-          <w:rFonts w:ascii="맑은 고딕" w:hAnsi="맑은 고딕" w:eastAsia="맑은 고딕"/>
+          <w:rFonts w:ascii="Noto Sans KR" w:hAnsi="Noto Sans KR" w:eastAsia="Noto Sans KR"/>
           <w:b w:val="0"/>
-          <w:sz w:val="22"/>
+          <w:i w:val="0"/>
+          <w:sz w:val="20"/>
         </w:rPr>
         <w:t xml:space="preserve">: Chicago Holsten 포트폴리오 </w:t>
       </w:r>
       <w:r>
         <w:rPr>
-          <w:rFonts w:ascii="맑은 고딕" w:hAnsi="맑은 고딕" w:eastAsia="맑은 고딕"/>
+          <w:rFonts w:ascii="Noto Sans KR" w:hAnsi="Noto Sans KR" w:eastAsia="Noto Sans KR"/>
           <w:b/>
-          <w:sz w:val="22"/>
+          <w:i w:val="0"/>
+          <w:sz w:val="20"/>
         </w:rPr>
         <w:t>17개 매물</w:t>
       </w:r>
       <w:r>
         <w:rPr>
-          <w:rFonts w:ascii="맑은 고딕" w:hAnsi="맑은 고딕" w:eastAsia="맑은 고딕"/>
+          <w:rFonts w:ascii="Noto Sans KR" w:hAnsi="Noto Sans KR" w:eastAsia="Noto Sans KR"/>
           <w:b w:val="0"/>
-          <w:sz w:val="22"/>
+          <w:i w:val="0"/>
+          <w:sz w:val="20"/>
         </w:rPr>
         <w:t xml:space="preserve"> 투어·입찰 진행 중.</w:t>
       </w:r>
     </w:p>
     <w:p/>
     <w:p>
+      <w:pPr>
+        <w:pBdr>
+          <w:bottom w:val="single" w:sz="4" w:space="1" w:color="2E75B6"/>
+        </w:pBdr>
+      </w:pPr>
       <w:r>
         <w:rPr>
-          <w:rFonts w:ascii="맑은 고딕" w:hAnsi="맑은 고딕" w:eastAsia="맑은 고딕"/>
+          <w:rFonts w:ascii="Noto Sans KR" w:hAnsi="Noto Sans KR" w:eastAsia="Noto Sans KR"/>
           <w:b/>
+          <w:i w:val="0"/>
+          <w:color w:val="2E75B6"/>
           <w:sz w:val="26"/>
         </w:rPr>
         <w:t>4. 시사점</w:t>
@@ -957,75 +1287,85 @@
     <w:p>
       <w:pPr>
         <w:pStyle w:val="ListBullet"/>
+        <w:ind w:left="360"/>
       </w:pPr>
       <w:r>
         <w:rPr>
-          <w:rFonts w:ascii="맑은 고딕" w:hAnsi="맑은 고딕" w:eastAsia="맑은 고딕"/>
+          <w:rFonts w:ascii="Noto Sans KR" w:hAnsi="Noto Sans KR" w:eastAsia="Noto Sans KR"/>
           <w:b w:val="0"/>
-          <w:sz w:val="22"/>
+          <w:i w:val="0"/>
+          <w:sz w:val="20"/>
         </w:rPr>
       </w:r>
       <w:r>
         <w:rPr>
-          <w:rFonts w:ascii="맑은 고딕" w:hAnsi="맑은 고딕" w:eastAsia="맑은 고딕"/>
+          <w:rFonts w:ascii="Noto Sans KR" w:hAnsi="Noto Sans KR" w:eastAsia="Noto Sans KR"/>
           <w:b/>
-          <w:sz w:val="22"/>
+          <w:i w:val="0"/>
+          <w:sz w:val="20"/>
         </w:rPr>
         <w:t>Student Housing 투자 기회 명확</w:t>
       </w:r>
       <w:r>
         <w:rPr>
-          <w:rFonts w:ascii="맑은 고딕" w:hAnsi="맑은 고딕" w:eastAsia="맑은 고딕"/>
+          <w:rFonts w:ascii="Noto Sans KR" w:hAnsi="Noto Sans KR" w:eastAsia="Noto Sans KR"/>
           <w:b w:val="0"/>
-          <w:sz w:val="22"/>
+          <w:i w:val="0"/>
+          <w:sz w:val="20"/>
         </w:rPr>
         <w:t xml:space="preserve">: Core Spaces·Hackberry Lane·PCCP 등 주요 player들이 공격적 매입·개발 지속. </w:t>
       </w:r>
       <w:r>
         <w:rPr>
-          <w:rFonts w:ascii="맑은 고딕" w:hAnsi="맑은 고딕" w:eastAsia="맑은 고딕"/>
+          <w:rFonts w:ascii="Noto Sans KR" w:hAnsi="Noto Sans KR" w:eastAsia="Noto Sans KR"/>
           <w:b/>
-          <w:sz w:val="22"/>
+          <w:i w:val="0"/>
+          <w:sz w:val="20"/>
         </w:rPr>
         <w:t>Texas A&amp;M, U of Florida, U of Illinois</w:t>
       </w:r>
       <w:r>
         <w:rPr>
-          <w:rFonts w:ascii="맑은 고딕" w:hAnsi="맑은 고딕" w:eastAsia="맑은 고딕"/>
+          <w:rFonts w:ascii="Noto Sans KR" w:hAnsi="Noto Sans KR" w:eastAsia="Noto Sans KR"/>
           <w:b w:val="0"/>
-          <w:sz w:val="22"/>
+          <w:i w:val="0"/>
+          <w:sz w:val="20"/>
         </w:rPr>
         <w:t xml:space="preserve"> 등 대형 캠퍼스 인근 자산 거래 활발—우미글로벌은 운영 파트너(Dinerstein, Balfour Beatty 등)와 </w:t>
       </w:r>
       <w:r>
         <w:rPr>
-          <w:rFonts w:ascii="맑은 고딕" w:hAnsi="맑은 고딕" w:eastAsia="맑은 고딕"/>
+          <w:rFonts w:ascii="Noto Sans KR" w:hAnsi="Noto Sans KR" w:eastAsia="Noto Sans KR"/>
           <w:b/>
-          <w:sz w:val="22"/>
+          <w:i w:val="0"/>
+          <w:sz w:val="20"/>
         </w:rPr>
         <w:t>GP equity co-invest</w:t>
       </w:r>
       <w:r>
         <w:rPr>
-          <w:rFonts w:ascii="맑은 고딕" w:hAnsi="맑은 고딕" w:eastAsia="맑은 고딕"/>
+          <w:rFonts w:ascii="Noto Sans KR" w:hAnsi="Noto Sans KR" w:eastAsia="Noto Sans KR"/>
           <w:b w:val="0"/>
-          <w:sz w:val="22"/>
+          <w:i w:val="0"/>
+          <w:sz w:val="20"/>
         </w:rPr>
         <w:t xml:space="preserve"> 기회 타진 필요. Preleasing </w:t>
       </w:r>
       <w:r>
         <w:rPr>
-          <w:rFonts w:ascii="맑은 고딕" w:hAnsi="맑은 고딕" w:eastAsia="맑은 고딕"/>
+          <w:rFonts w:ascii="Noto Sans KR" w:hAnsi="Noto Sans KR" w:eastAsia="Noto Sans KR"/>
           <w:b/>
-          <w:sz w:val="22"/>
+          <w:i w:val="0"/>
+          <w:sz w:val="20"/>
         </w:rPr>
         <w:t>71.6%</w:t>
       </w:r>
       <w:r>
         <w:rPr>
-          <w:rFonts w:ascii="맑은 고딕" w:hAnsi="맑은 고딕" w:eastAsia="맑은 고딕"/>
+          <w:rFonts w:ascii="Noto Sans KR" w:hAnsi="Noto Sans KR" w:eastAsia="Noto Sans KR"/>
           <w:b w:val="0"/>
-          <w:sz w:val="22"/>
+          <w:i w:val="0"/>
+          <w:sz w:val="20"/>
         </w:rPr>
         <w:t>(4월 기준)로 전년 대비 양호하나 공급 증가 주의.</w:t>
       </w:r>
@@ -1033,59 +1373,67 @@
     <w:p>
       <w:pPr>
         <w:pStyle w:val="ListBullet"/>
+        <w:ind w:left="360"/>
       </w:pPr>
       <w:r>
         <w:rPr>
-          <w:rFonts w:ascii="맑은 고딕" w:hAnsi="맑은 고딕" w:eastAsia="맑은 고딕"/>
+          <w:rFonts w:ascii="Noto Sans KR" w:hAnsi="Noto Sans KR" w:eastAsia="Noto Sans KR"/>
           <w:b w:val="0"/>
-          <w:sz w:val="22"/>
+          <w:i w:val="0"/>
+          <w:sz w:val="20"/>
         </w:rPr>
       </w:r>
       <w:r>
         <w:rPr>
-          <w:rFonts w:ascii="맑은 고딕" w:hAnsi="맑은 고딕" w:eastAsia="맑은 고딕"/>
+          <w:rFonts w:ascii="Noto Sans KR" w:hAnsi="Noto Sans KR" w:eastAsia="Noto Sans KR"/>
           <w:b/>
-          <w:sz w:val="22"/>
+          <w:i w:val="0"/>
+          <w:sz w:val="20"/>
         </w:rPr>
         <w:t>BTR 시장 성숙 가속</w:t>
       </w:r>
       <w:r>
         <w:rPr>
-          <w:rFonts w:ascii="맑은 고딕" w:hAnsi="맑은 고딕" w:eastAsia="맑은 고딕"/>
+          <w:rFonts w:ascii="Noto Sans KR" w:hAnsi="Noto Sans KR" w:eastAsia="Noto Sans KR"/>
           <w:b w:val="0"/>
-          <w:sz w:val="22"/>
+          <w:i w:val="0"/>
+          <w:sz w:val="20"/>
         </w:rPr>
         <w:t xml:space="preserve">: Northwood Ravin, Porter Kyle Builders 등 BTR 전문 개발사 조직 강화 및 대형 프로젝트 착수. Phoenix·Charlotte 등 </w:t>
       </w:r>
       <w:r>
         <w:rPr>
-          <w:rFonts w:ascii="맑은 고딕" w:hAnsi="맑은 고딕" w:eastAsia="맑은 고딕"/>
+          <w:rFonts w:ascii="Noto Sans KR" w:hAnsi="Noto Sans KR" w:eastAsia="Noto Sans KR"/>
           <w:b/>
-          <w:sz w:val="22"/>
+          <w:i w:val="0"/>
+          <w:sz w:val="20"/>
         </w:rPr>
         <w:t>Sunbelt 주요 MSA</w:t>
       </w:r>
       <w:r>
         <w:rPr>
-          <w:rFonts w:ascii="맑은 고딕" w:hAnsi="맑은 고딕" w:eastAsia="맑은 고딕"/>
+          <w:rFonts w:ascii="Noto Sans KR" w:hAnsi="Noto Sans KR" w:eastAsia="Noto Sans KR"/>
           <w:b w:val="0"/>
-          <w:sz w:val="22"/>
+          <w:i w:val="0"/>
+          <w:sz w:val="20"/>
         </w:rPr>
         <w:t xml:space="preserve"> 중심—한국 자본 BTR 포트폴리오 구축 시 현지 개발·PM 파트너십 필수. PCCP·Alliance 같은 </w:t>
       </w:r>
       <w:r>
         <w:rPr>
-          <w:rFonts w:ascii="맑은 고딕" w:hAnsi="맑은 고딕" w:eastAsia="맑은 고딕"/>
+          <w:rFonts w:ascii="Noto Sans KR" w:hAnsi="Noto Sans KR" w:eastAsia="Noto Sans KR"/>
           <w:b/>
-          <w:sz w:val="22"/>
+          <w:i w:val="0"/>
+          <w:sz w:val="20"/>
         </w:rPr>
         <w:t>institutional JV 모델</w:t>
       </w:r>
       <w:r>
         <w:rPr>
-          <w:rFonts w:ascii="맑은 고딕" w:hAnsi="맑은 고딕" w:eastAsia="맑은 고딕"/>
+          <w:rFonts w:ascii="Noto Sans KR" w:hAnsi="Noto Sans KR" w:eastAsia="Noto Sans KR"/>
           <w:b w:val="0"/>
-          <w:sz w:val="22"/>
+          <w:i w:val="0"/>
+          <w:sz w:val="20"/>
         </w:rPr>
         <w:t xml:space="preserve"> 벤치마킹 검토.</w:t>
       </w:r>
@@ -1093,59 +1441,67 @@
     <w:p>
       <w:pPr>
         <w:pStyle w:val="ListBullet"/>
+        <w:ind w:left="360"/>
       </w:pPr>
       <w:r>
         <w:rPr>
-          <w:rFonts w:ascii="맑은 고딕" w:hAnsi="맑은 고딕" w:eastAsia="맑은 고딕"/>
+          <w:rFonts w:ascii="Noto Sans KR" w:hAnsi="Noto Sans KR" w:eastAsia="Noto Sans KR"/>
           <w:b w:val="0"/>
-          <w:sz w:val="22"/>
+          <w:i w:val="0"/>
+          <w:sz w:val="20"/>
         </w:rPr>
       </w:r>
       <w:r>
         <w:rPr>
-          <w:rFonts w:ascii="맑은 고딕" w:hAnsi="맑은 고딕" w:eastAsia="맑은 고딕"/>
+          <w:rFonts w:ascii="Noto Sans KR" w:hAnsi="Noto Sans KR" w:eastAsia="Noto Sans KR"/>
           <w:b/>
-          <w:sz w:val="22"/>
+          <w:i w:val="0"/>
+          <w:sz w:val="20"/>
         </w:rPr>
         <w:t>Multifamily 대형 통합·JV 트렌드</w:t>
       </w:r>
       <w:r>
         <w:rPr>
-          <w:rFonts w:ascii="맑은 고딕" w:hAnsi="맑은 고딕" w:eastAsia="맑은 고딕"/>
+          <w:rFonts w:ascii="Noto Sans KR" w:hAnsi="Noto Sans KR" w:eastAsia="Noto Sans KR"/>
           <w:b w:val="0"/>
-          <w:sz w:val="22"/>
+          <w:i w:val="0"/>
+          <w:sz w:val="20"/>
         </w:rPr>
         <w:t xml:space="preserve">: AvalonBay·EQR 통합, Blackstone·Nippon Life 같은 </w:t>
       </w:r>
       <w:r>
         <w:rPr>
-          <w:rFonts w:ascii="맑은 고딕" w:hAnsi="맑은 고딕" w:eastAsia="맑은 고딕"/>
+          <w:rFonts w:ascii="Noto Sans KR" w:hAnsi="Noto Sans KR" w:eastAsia="Noto Sans KR"/>
           <w:b/>
-          <w:sz w:val="22"/>
+          <w:i w:val="0"/>
+          <w:sz w:val="20"/>
         </w:rPr>
         <w:t>글로벌 자본 파트너십</w:t>
       </w:r>
       <w:r>
         <w:rPr>
-          <w:rFonts w:ascii="맑은 고딕" w:hAnsi="맑은 고딕" w:eastAsia="맑은 고딕"/>
+          <w:rFonts w:ascii="Noto Sans KR" w:hAnsi="Noto Sans KR" w:eastAsia="Noto Sans KR"/>
           <w:b w:val="0"/>
-          <w:sz w:val="22"/>
+          <w:i w:val="0"/>
+          <w:sz w:val="20"/>
         </w:rPr>
         <w:t xml:space="preserve"> 확대는 미국 멀티패밀리 시장 consolidation 신호. 우미글로벌은 중소형 멀티패밀리 포트폴리오 매입·운영 시 </w:t>
       </w:r>
       <w:r>
         <w:rPr>
-          <w:rFonts w:ascii="맑은 고딕" w:hAnsi="맑은 고딕" w:eastAsia="맑은 고딕"/>
+          <w:rFonts w:ascii="Noto Sans KR" w:hAnsi="Noto Sans KR" w:eastAsia="Noto Sans KR"/>
           <w:b/>
-          <w:sz w:val="22"/>
+          <w:i w:val="0"/>
+          <w:sz w:val="20"/>
         </w:rPr>
         <w:t>대형 GP와 전략적 제휴</w:t>
       </w:r>
       <w:r>
         <w:rPr>
-          <w:rFonts w:ascii="맑은 고딕" w:hAnsi="맑은 고딕" w:eastAsia="맑은 고딕"/>
+          <w:rFonts w:ascii="Noto Sans KR" w:hAnsi="Noto Sans KR" w:eastAsia="Noto Sans KR"/>
           <w:b w:val="0"/>
-          <w:sz w:val="22"/>
+          <w:i w:val="0"/>
+          <w:sz w:val="20"/>
         </w:rPr>
         <w:t>로 규모 확보·운영 효율화 추구 가능.</w:t>
       </w:r>
@@ -1153,59 +1509,67 @@
     <w:p>
       <w:pPr>
         <w:pStyle w:val="ListBullet"/>
+        <w:ind w:left="360"/>
       </w:pPr>
       <w:r>
         <w:rPr>
-          <w:rFonts w:ascii="맑은 고딕" w:hAnsi="맑은 고딕" w:eastAsia="맑은 고딕"/>
+          <w:rFonts w:ascii="Noto Sans KR" w:hAnsi="Noto Sans KR" w:eastAsia="Noto Sans KR"/>
           <w:b w:val="0"/>
-          <w:sz w:val="22"/>
+          <w:i w:val="0"/>
+          <w:sz w:val="20"/>
         </w:rPr>
       </w:r>
       <w:r>
         <w:rPr>
-          <w:rFonts w:ascii="맑은 고딕" w:hAnsi="맑은 고딕" w:eastAsia="맑은 고딕"/>
+          <w:rFonts w:ascii="Noto Sans KR" w:hAnsi="Noto Sans KR" w:eastAsia="Noto Sans KR"/>
           <w:b/>
-          <w:sz w:val="22"/>
+          <w:i w:val="0"/>
+          <w:sz w:val="20"/>
         </w:rPr>
         <w:t>금리·정책 리스크 관리 필수</w:t>
       </w:r>
       <w:r>
         <w:rPr>
-          <w:rFonts w:ascii="맑은 고딕" w:hAnsi="맑은 고딕" w:eastAsia="맑은 고딕"/>
+          <w:rFonts w:ascii="Noto Sans KR" w:hAnsi="Noto Sans KR" w:eastAsia="Noto Sans KR"/>
           <w:b w:val="0"/>
-          <w:sz w:val="22"/>
+          <w:i w:val="0"/>
+          <w:sz w:val="20"/>
         </w:rPr>
         <w:t xml:space="preserve">: 금리 변동성 지속, GSE IPO·CFPB 규제 불확실성 존재. </w:t>
       </w:r>
       <w:r>
         <w:rPr>
-          <w:rFonts w:ascii="맑은 고딕" w:hAnsi="맑은 고딕" w:eastAsia="맑은 고딕"/>
+          <w:rFonts w:ascii="Noto Sans KR" w:hAnsi="Noto Sans KR" w:eastAsia="Noto Sans KR"/>
           <w:b/>
-          <w:sz w:val="22"/>
+          <w:i w:val="0"/>
+          <w:sz w:val="20"/>
         </w:rPr>
         <w:t>고정금리 장기 데트 확보</w:t>
       </w:r>
       <w:r>
         <w:rPr>
-          <w:rFonts w:ascii="맑은 고딕" w:hAnsi="맑은 고딕" w:eastAsia="맑은 고딕"/>
+          <w:rFonts w:ascii="Noto Sans KR" w:hAnsi="Noto Sans KR" w:eastAsia="Noto Sans KR"/>
           <w:b w:val="0"/>
-          <w:sz w:val="22"/>
+          <w:i w:val="0"/>
+          <w:sz w:val="20"/>
         </w:rPr>
         <w:t xml:space="preserve"> 및 Sunbelt·대학도시 등 </w:t>
       </w:r>
       <w:r>
         <w:rPr>
-          <w:rFonts w:ascii="맑은 고딕" w:hAnsi="맑은 고딕" w:eastAsia="맑은 고딕"/>
+          <w:rFonts w:ascii="Noto Sans KR" w:hAnsi="Noto Sans KR" w:eastAsia="Noto Sans KR"/>
           <w:b/>
-          <w:sz w:val="22"/>
+          <w:i w:val="0"/>
+          <w:sz w:val="20"/>
         </w:rPr>
         <w:t>수요 안정 지역 선별</w:t>
       </w:r>
       <w:r>
         <w:rPr>
-          <w:rFonts w:ascii="맑은 고딕" w:hAnsi="맑은 고딕" w:eastAsia="맑은 고딕"/>
+          <w:rFonts w:ascii="Noto Sans KR" w:hAnsi="Noto Sans KR" w:eastAsia="Noto Sans KR"/>
           <w:b w:val="0"/>
-          <w:sz w:val="22"/>
+          <w:i w:val="0"/>
+          <w:sz w:val="20"/>
         </w:rPr>
         <w:t xml:space="preserve"> 전략 유지. 철강 수입 감소·국내 생산 증가로 건설비 안정화 추세는 신규 개발 타이밍에 긍정적.</w:t>
       </w:r>
@@ -1213,43 +1577,49 @@
     <w:p>
       <w:pPr>
         <w:pStyle w:val="ListBullet"/>
+        <w:ind w:left="360"/>
       </w:pPr>
       <w:r>
         <w:rPr>
-          <w:rFonts w:ascii="맑은 고딕" w:hAnsi="맑은 고딕" w:eastAsia="맑은 고딕"/>
+          <w:rFonts w:ascii="Noto Sans KR" w:hAnsi="Noto Sans KR" w:eastAsia="Noto Sans KR"/>
           <w:b w:val="0"/>
-          <w:sz w:val="22"/>
+          <w:i w:val="0"/>
+          <w:sz w:val="20"/>
         </w:rPr>
       </w:r>
       <w:r>
         <w:rPr>
-          <w:rFonts w:ascii="맑은 고딕" w:hAnsi="맑은 고딕" w:eastAsia="맑은 고딕"/>
+          <w:rFonts w:ascii="Noto Sans KR" w:hAnsi="Noto Sans KR" w:eastAsia="Noto Sans KR"/>
           <w:b/>
-          <w:sz w:val="22"/>
+          <w:i w:val="0"/>
+          <w:sz w:val="20"/>
         </w:rPr>
         <w:t>Affordable/Workforce Housing 기회</w:t>
       </w:r>
       <w:r>
         <w:rPr>
-          <w:rFonts w:ascii="맑은 고딕" w:hAnsi="맑은 고딕" w:eastAsia="맑은 고딕"/>
+          <w:rFonts w:ascii="Noto Sans KR" w:hAnsi="Noto Sans KR" w:eastAsia="Noto Sans KR"/>
           <w:b w:val="0"/>
-          <w:sz w:val="22"/>
+          <w:i w:val="0"/>
+          <w:sz w:val="20"/>
         </w:rPr>
         <w:t>: LIHTC 펀드 조성·Chicago 대형 포트폴리오 매물 출현은 affordable 섹터 자본 유입 활발 시사. 정부 인센티브·ESG 측면에서 장기 안정 수익 가능—</w:t>
       </w:r>
       <w:r>
         <w:rPr>
-          <w:rFonts w:ascii="맑은 고딕" w:hAnsi="맑은 고딕" w:eastAsia="맑은 고딕"/>
+          <w:rFonts w:ascii="Noto Sans KR" w:hAnsi="Noto Sans KR" w:eastAsia="Noto Sans KR"/>
           <w:b/>
-          <w:sz w:val="22"/>
+          <w:i w:val="0"/>
+          <w:sz w:val="20"/>
         </w:rPr>
         <w:t>tax credit equity</w:t>
       </w:r>
       <w:r>
         <w:rPr>
-          <w:rFonts w:ascii="맑은 고딕" w:hAnsi="맑은 고딕" w:eastAsia="맑은 고딕"/>
+          <w:rFonts w:ascii="Noto Sans KR" w:hAnsi="Noto Sans KR" w:eastAsia="Noto Sans KR"/>
           <w:b w:val="0"/>
-          <w:sz w:val="22"/>
+          <w:i w:val="0"/>
+          <w:sz w:val="20"/>
         </w:rPr>
         <w:t xml:space="preserve"> 참여 또는 affordable 개발 파트너십 검토 권장.</w:t>
       </w:r>
@@ -1257,36 +1627,100 @@
     <w:p>
       <w:r>
         <w:rPr>
-          <w:rFonts w:ascii="맑은 고딕" w:hAnsi="맑은 고딕" w:eastAsia="맑은 고딕"/>
+          <w:rFonts w:ascii="Noto Sans KR" w:hAnsi="Noto Sans KR" w:eastAsia="Noto Sans KR"/>
           <w:b w:val="0"/>
-          <w:sz w:val="22"/>
+          <w:i w:val="0"/>
+          <w:sz w:val="20"/>
         </w:rPr>
       </w:r>
       <w:r>
         <w:rPr>
-          <w:rFonts w:ascii="맑은 고딕" w:hAnsi="맑은 고딕" w:eastAsia="맑은 고딕"/>
+          <w:rFonts w:ascii="Noto Sans KR" w:hAnsi="Noto Sans KR" w:eastAsia="Noto Sans KR"/>
           <w:b/>
-          <w:sz w:val="22"/>
+          <w:i w:val="0"/>
+          <w:sz w:val="20"/>
         </w:rPr>
         <w:t>Next Steps:</w:t>
       </w:r>
       <w:r>
         <w:rPr>
-          <w:rFonts w:ascii="맑은 고딕" w:hAnsi="맑은 고딕" w:eastAsia="맑은 고딕"/>
+          <w:rFonts w:ascii="Noto Sans KR" w:hAnsi="Noto Sans KR" w:eastAsia="Noto Sans KR"/>
           <w:b w:val="0"/>
-          <w:sz w:val="22"/>
+          <w:i w:val="0"/>
+          <w:sz w:val="20"/>
         </w:rPr>
         <w:t xml:space="preserve"> Student Housing GP 파트너(Core Spaces, Hackberry Lane 등) 면담, BTR 개발사(Northwood Ravin 등) 파트너십 탐색, Sunbelt MSA 멀티패밀리 딜 파이프라인 구축.</w:t>
       </w:r>
     </w:p>
     <w:sectPr>
-      <w:pgSz w:w="12240" w:h="15840"/>
-      <w:pgMar w:top="1440" w:right="1800" w:bottom="1440" w:left="1800" w:header="720" w:footer="720" w:gutter="0"/>
+      <w:headerReference w:type="default" r:id="rId9"/>
+      <w:footerReference w:type="default" r:id="rId10"/>
+      <w:pgSz w:w="19" w:h="27"/>
+      <w:pgMar w:top="2" w:right="2" w:bottom="2" w:left="2" w:header="1" w:footer="1" w:gutter="0"/>
       <w:cols w:space="720"/>
       <w:docGrid w:linePitch="360"/>
     </w:sectPr>
   </w:body>
 </w:document>
+</file>
+
+<file path=word/footer1.xml><?xml version="1.0" encoding="utf-8"?>
+<w:ftr xmlns:m="http://schemas.openxmlformats.org/officeDocument/2006/math" xmlns:mc="http://schemas.openxmlformats.org/markup-compatibility/2006" xmlns:mo="http://schemas.microsoft.com/office/mac/office/2008/main" xmlns:mv="urn:schemas-microsoft-com:mac:vml" xmlns:o="urn:schemas-microsoft-com:office:office" xmlns:r="http://schemas.openxmlformats.org/officeDocument/2006/relationships" xmlns:v="urn:schemas-microsoft-com:vml" xmlns:w10="urn:schemas-microsoft-com:office:word" xmlns:w14="http://schemas.microsoft.com/office/word/2010/wordml" xmlns:w="http://schemas.openxmlformats.org/wordprocessingml/2006/main" xmlns:wne="http://schemas.microsoft.com/office/word/2006/wordml" xmlns:wp14="http://schemas.microsoft.com/office/word/2010/wordprocessingDrawing" xmlns:wp="http://schemas.openxmlformats.org/drawingml/2006/wordprocessingDrawing" xmlns:wpc="http://schemas.microsoft.com/office/word/2010/wordprocessingCanvas" xmlns:wpg="http://schemas.microsoft.com/office/word/2010/wordprocessingGroup" xmlns:wpi="http://schemas.microsoft.com/office/word/2010/wordprocessingInk" xmlns:wps="http://schemas.microsoft.com/office/word/2010/wordprocessingShape" mc:Ignorable="w14 wp14">
+  <w:p>
+    <w:pPr>
+      <w:pStyle w:val="Footer"/>
+      <w:jc w:val="center"/>
+    </w:pPr>
+    <w:r>
+      <w:rPr>
+        <w:rFonts w:ascii="Noto Sans KR" w:hAnsi="Noto Sans KR"/>
+        <w:sz w:val="18"/>
+      </w:rPr>
+      <w:fldChar w:fldCharType="begin"/>
+      <w:instrText>PAGE</w:instrText>
+      <w:fldChar w:fldCharType="separate"/>
+      <w:fldChar w:fldCharType="end"/>
+    </w:r>
+    <w:r>
+      <w:tab/>
+      <w:tab/>
+    </w:r>
+    <w:r>
+      <w:rPr>
+        <w:rFonts w:ascii="Noto Sans KR" w:hAnsi="Noto Sans KR" w:eastAsia="Noto Sans KR"/>
+        <w:b w:val="0"/>
+        <w:i w:val="0"/>
+        <w:color w:val="999999"/>
+        <w:sz w:val="18"/>
+      </w:rPr>
+      <w:t>2026년 6월</w:t>
+    </w:r>
+  </w:p>
+</w:ftr>
+</file>
+
+<file path=word/header1.xml><?xml version="1.0" encoding="utf-8"?>
+<w:hdr xmlns:m="http://schemas.openxmlformats.org/officeDocument/2006/math" xmlns:mc="http://schemas.openxmlformats.org/markup-compatibility/2006" xmlns:mo="http://schemas.microsoft.com/office/mac/office/2008/main" xmlns:mv="urn:schemas-microsoft-com:mac:vml" xmlns:o="urn:schemas-microsoft-com:office:office" xmlns:r="http://schemas.openxmlformats.org/officeDocument/2006/relationships" xmlns:v="urn:schemas-microsoft-com:vml" xmlns:w10="urn:schemas-microsoft-com:office:word" xmlns:w14="http://schemas.microsoft.com/office/word/2010/wordml" xmlns:w="http://schemas.openxmlformats.org/wordprocessingml/2006/main" xmlns:wne="http://schemas.microsoft.com/office/word/2006/wordml" xmlns:wp14="http://schemas.microsoft.com/office/word/2010/wordprocessingDrawing" xmlns:wp="http://schemas.openxmlformats.org/drawingml/2006/wordprocessingDrawing" xmlns:wpc="http://schemas.microsoft.com/office/word/2010/wordprocessingCanvas" xmlns:wpg="http://schemas.microsoft.com/office/word/2010/wordprocessingGroup" xmlns:wpi="http://schemas.microsoft.com/office/word/2010/wordprocessingInk" xmlns:wps="http://schemas.microsoft.com/office/word/2010/wordprocessingShape" mc:Ignorable="w14 wp14">
+  <w:p>
+    <w:pPr>
+      <w:pStyle w:val="Header"/>
+      <w:jc w:val="right"/>
+      <w:pBdr>
+        <w:bottom w:val="single" w:sz="4" w:space="1" w:color="1B3A5C"/>
+      </w:pBdr>
+    </w:pPr>
+    <w:r>
+      <w:rPr>
+        <w:rFonts w:ascii="Noto Sans KR" w:hAnsi="Noto Sans KR" w:eastAsia="Noto Sans KR"/>
+        <w:b w:val="0"/>
+        <w:i w:val="0"/>
+        <w:color w:val="999999"/>
+        <w:sz w:val="20"/>
+      </w:rPr>
+      <w:t>우미글로벌 해외사업팀 | 대외비</w:t>
+    </w:r>
+  </w:p>
+</w:hdr>
 </file>
 
 <file path=word/numbering.xml><?xml version="1.0" encoding="utf-8"?>

--- a/reports/20260610_weekly.docx
+++ b/reports/20260610_weekly.docx
@@ -1655,8 +1655,8 @@
     <w:sectPr>
       <w:headerReference w:type="default" r:id="rId9"/>
       <w:footerReference w:type="default" r:id="rId10"/>
-      <w:pgSz w:w="19" w:h="27"/>
-      <w:pgMar w:top="2" w:right="2" w:bottom="2" w:left="2" w:header="1" w:footer="1" w:gutter="0"/>
+      <w:pgSz w:w="12240" w:h="15840"/>
+      <w:pgMar w:top="1440" w:right="1440" w:bottom="1440" w:left="1440" w:header="720" w:footer="720" w:gutter="0"/>
       <w:cols w:space="720"/>
       <w:docGrid w:linePitch="360"/>
     </w:sectPr>
